--- a/method/study 2/organiser/Study 2 Researcher instructions.docx
+++ b/method/study 2/organiser/Study 2 Researcher instructions.docx
@@ -52,21 +52,16 @@
     <w:p>
       <w:pPr>
         <w:spacing w:line="276" w:lineRule="auto"/>
-        <w:jc w:val="center"/>
         <w:rPr>
           <w:rFonts w:ascii="Times New Roman" w:hAnsi="Times New Roman" w:cs="Times New Roman"/>
           <w:b/>
           <w:bCs/>
-          <w:color w:val="FF0000"/>
-          <w:sz w:val="20"/>
-          <w:szCs w:val="20"/>
-          <w:lang w:val="en-US"/>
-        </w:rPr>
-      </w:pPr>
-    </w:p>
-    <w:p>
-      <w:pPr>
-        <w:spacing w:line="276" w:lineRule="auto"/>
+          <w:sz w:val="20"/>
+          <w:szCs w:val="20"/>
+          <w:lang w:val="en-US"/>
+        </w:rPr>
+      </w:pPr>
+      <w:r>
         <w:rPr>
           <w:rFonts w:ascii="Times New Roman" w:hAnsi="Times New Roman" w:cs="Times New Roman"/>
           <w:b/>
@@ -75,16 +70,6 @@
           <w:szCs w:val="20"/>
           <w:lang w:val="en-US"/>
         </w:rPr>
-      </w:pPr>
-      <w:r>
-        <w:rPr>
-          <w:rFonts w:ascii="Times New Roman" w:hAnsi="Times New Roman" w:cs="Times New Roman"/>
-          <w:b/>
-          <w:bCs/>
-          <w:sz w:val="20"/>
-          <w:szCs w:val="20"/>
-          <w:lang w:val="en-US"/>
-        </w:rPr>
         <w:t>Preparation</w:t>
       </w:r>
     </w:p>
@@ -135,7 +120,6 @@
           <w:rFonts w:ascii="Times New Roman" w:hAnsi="Times New Roman" w:cs="Times New Roman"/>
           <w:sz w:val="20"/>
           <w:szCs w:val="20"/>
-          <w:highlight w:val="yellow"/>
           <w:lang w:val="en-US"/>
         </w:rPr>
         <w:t xml:space="preserve">“Study </w:t>
@@ -145,7 +129,6 @@
           <w:rFonts w:ascii="Times New Roman" w:hAnsi="Times New Roman" w:cs="Times New Roman"/>
           <w:sz w:val="20"/>
           <w:szCs w:val="20"/>
-          <w:highlight w:val="yellow"/>
           <w:lang w:val="en-US"/>
         </w:rPr>
         <w:t>2</w:t>
@@ -155,19 +138,9 @@
           <w:rFonts w:ascii="Times New Roman" w:hAnsi="Times New Roman" w:cs="Times New Roman"/>
           <w:sz w:val="20"/>
           <w:szCs w:val="20"/>
-          <w:highlight w:val="yellow"/>
-          <w:lang w:val="en-US"/>
-        </w:rPr>
-        <w:t xml:space="preserve"> informed consent form.docx”,</w:t>
-      </w:r>
-      <w:r>
-        <w:rPr>
-          <w:rFonts w:ascii="Times New Roman" w:hAnsi="Times New Roman" w:cs="Times New Roman"/>
-          <w:sz w:val="20"/>
-          <w:szCs w:val="20"/>
-          <w:lang w:val="en-US"/>
-        </w:rPr>
-        <w:t xml:space="preserve"> </w:t>
+          <w:lang w:val="en-US"/>
+        </w:rPr>
+        <w:t xml:space="preserve"> informed consent form.docx”, </w:t>
       </w:r>
       <w:r>
         <w:rPr>
@@ -248,24 +221,13 @@
           <w:szCs w:val="20"/>
           <w:lang w:val="en-US"/>
         </w:rPr>
-        <w:t xml:space="preserve">.docx”, </w:t>
-      </w:r>
-      <w:r>
-        <w:rPr>
-          <w:rFonts w:ascii="Times New Roman" w:hAnsi="Times New Roman" w:cs="Times New Roman"/>
-          <w:sz w:val="20"/>
-          <w:szCs w:val="20"/>
-          <w:highlight w:val="yellow"/>
-          <w:lang w:val="en-US"/>
-        </w:rPr>
-        <w:t xml:space="preserve">“Study </w:t>
-      </w:r>
-      <w:r>
-        <w:rPr>
-          <w:rFonts w:ascii="Times New Roman" w:hAnsi="Times New Roman" w:cs="Times New Roman"/>
-          <w:sz w:val="20"/>
-          <w:szCs w:val="20"/>
-          <w:highlight w:val="yellow"/>
+        <w:t xml:space="preserve">.docx”, “Study </w:t>
+      </w:r>
+      <w:r>
+        <w:rPr>
+          <w:rFonts w:ascii="Times New Roman" w:hAnsi="Times New Roman" w:cs="Times New Roman"/>
+          <w:sz w:val="20"/>
+          <w:szCs w:val="20"/>
           <w:lang w:val="en-US"/>
         </w:rPr>
         <w:t>2</w:t>
@@ -275,7 +237,6 @@
           <w:rFonts w:ascii="Times New Roman" w:hAnsi="Times New Roman" w:cs="Times New Roman"/>
           <w:sz w:val="20"/>
           <w:szCs w:val="20"/>
-          <w:highlight w:val="yellow"/>
           <w:lang w:val="en-US"/>
         </w:rPr>
         <w:t xml:space="preserve"> Feedback </w:t>
@@ -285,7 +246,6 @@
           <w:rFonts w:ascii="Times New Roman" w:hAnsi="Times New Roman" w:cs="Times New Roman"/>
           <w:sz w:val="20"/>
           <w:szCs w:val="20"/>
-          <w:highlight w:val="yellow"/>
           <w:lang w:val="en-US"/>
         </w:rPr>
         <w:t>S</w:t>
@@ -295,10 +255,34 @@
           <w:rFonts w:ascii="Times New Roman" w:hAnsi="Times New Roman" w:cs="Times New Roman"/>
           <w:sz w:val="20"/>
           <w:szCs w:val="20"/>
-          <w:highlight w:val="yellow"/>
           <w:lang w:val="en-US"/>
         </w:rPr>
         <w:t>heet.docx”</w:t>
+      </w:r>
+    </w:p>
+    <w:p>
+      <w:pPr>
+        <w:pStyle w:val="ListParagraph"/>
+        <w:numPr>
+          <w:ilvl w:val="0"/>
+          <w:numId w:val="5"/>
+        </w:numPr>
+        <w:spacing w:line="276" w:lineRule="auto"/>
+        <w:rPr>
+          <w:rFonts w:ascii="Times New Roman" w:hAnsi="Times New Roman" w:cs="Times New Roman"/>
+          <w:sz w:val="20"/>
+          <w:szCs w:val="20"/>
+          <w:lang w:val="en-US"/>
+        </w:rPr>
+      </w:pPr>
+      <w:r>
+        <w:rPr>
+          <w:rFonts w:ascii="Times New Roman" w:hAnsi="Times New Roman" w:cs="Times New Roman"/>
+          <w:sz w:val="20"/>
+          <w:szCs w:val="20"/>
+          <w:lang w:val="en-US"/>
+        </w:rPr>
+        <w:t>Print 20 copies of “Study 2 Questionnaire 2.docx” and cut them (each participant only gets one of the four parts).</w:t>
       </w:r>
     </w:p>
     <w:p>
@@ -311,21 +295,82 @@
         <w:spacing w:line="276" w:lineRule="auto"/>
         <w:rPr>
           <w:rFonts w:ascii="Times New Roman" w:hAnsi="Times New Roman" w:cs="Times New Roman"/>
-          <w:color w:val="808080" w:themeColor="background1" w:themeShade="80"/>
-          <w:sz w:val="20"/>
-          <w:szCs w:val="20"/>
-          <w:lang w:val="en-US"/>
-        </w:rPr>
-      </w:pPr>
-      <w:r>
-        <w:rPr>
-          <w:rFonts w:ascii="Times New Roman" w:hAnsi="Times New Roman" w:cs="Times New Roman"/>
-          <w:color w:val="808080" w:themeColor="background1" w:themeShade="80"/>
-          <w:sz w:val="20"/>
-          <w:szCs w:val="20"/>
-          <w:lang w:val="en-US"/>
-        </w:rPr>
-        <w:t>This is important: Do not read the feedback sheet at any time – the researcher is to remain blinded to the study’s aims.</w:t>
+          <w:sz w:val="20"/>
+          <w:szCs w:val="20"/>
+          <w:lang w:val="en-US"/>
+        </w:rPr>
+      </w:pPr>
+      <w:r>
+        <w:rPr>
+          <w:rFonts w:ascii="Times New Roman" w:hAnsi="Times New Roman" w:cs="Times New Roman"/>
+          <w:sz w:val="20"/>
+          <w:szCs w:val="20"/>
+          <w:lang w:val="en-US"/>
+        </w:rPr>
+        <w:t xml:space="preserve">This is important: </w:t>
+      </w:r>
+      <w:r>
+        <w:rPr>
+          <w:rFonts w:ascii="Times New Roman" w:hAnsi="Times New Roman" w:cs="Times New Roman"/>
+          <w:sz w:val="20"/>
+          <w:szCs w:val="20"/>
+          <w:lang w:val="en-US"/>
+        </w:rPr>
+        <w:t>Do not</w:t>
+      </w:r>
+      <w:r>
+        <w:rPr>
+          <w:rFonts w:ascii="Times New Roman" w:hAnsi="Times New Roman" w:cs="Times New Roman"/>
+          <w:sz w:val="20"/>
+          <w:szCs w:val="20"/>
+          <w:lang w:val="en-US"/>
+        </w:rPr>
+        <w:t xml:space="preserve"> read the feedback sheet </w:t>
+      </w:r>
+      <w:r>
+        <w:rPr>
+          <w:rFonts w:ascii="Times New Roman" w:hAnsi="Times New Roman" w:cs="Times New Roman"/>
+          <w:sz w:val="20"/>
+          <w:szCs w:val="20"/>
+          <w:lang w:val="en-US"/>
+        </w:rPr>
+        <w:t>at any time</w:t>
+      </w:r>
+      <w:r>
+        <w:rPr>
+          <w:rFonts w:ascii="Times New Roman" w:hAnsi="Times New Roman" w:cs="Times New Roman"/>
+          <w:sz w:val="20"/>
+          <w:szCs w:val="20"/>
+          <w:lang w:val="en-US"/>
+        </w:rPr>
+        <w:t xml:space="preserve"> </w:t>
+      </w:r>
+      <w:r>
+        <w:rPr>
+          <w:rFonts w:ascii="Times New Roman" w:hAnsi="Times New Roman" w:cs="Times New Roman"/>
+          <w:sz w:val="20"/>
+          <w:szCs w:val="20"/>
+          <w:lang w:val="en-US"/>
+        </w:rPr>
+        <w:t xml:space="preserve">– the researcher is to </w:t>
+      </w:r>
+      <w:r>
+        <w:rPr>
+          <w:rFonts w:ascii="Times New Roman" w:hAnsi="Times New Roman" w:cs="Times New Roman"/>
+          <w:sz w:val="20"/>
+          <w:szCs w:val="20"/>
+          <w:lang w:val="en-US"/>
+        </w:rPr>
+        <w:t>remain blinded to the study’s aims</w:t>
+      </w:r>
+      <w:r>
+        <w:rPr>
+          <w:rFonts w:ascii="Times New Roman" w:hAnsi="Times New Roman" w:cs="Times New Roman"/>
+          <w:sz w:val="20"/>
+          <w:szCs w:val="20"/>
+          <w:lang w:val="en-US"/>
+        </w:rPr>
+        <w:t>.</w:t>
       </w:r>
     </w:p>
     <w:p>
@@ -350,43 +395,142 @@
           <w:szCs w:val="20"/>
           <w:lang w:val="en-US"/>
         </w:rPr>
-        <w:t>Print 20 copies of  “Study 2 Questionnaire 2.docx” and cut them</w:t>
-      </w:r>
-      <w:r>
-        <w:rPr>
-          <w:rFonts w:ascii="Times New Roman" w:hAnsi="Times New Roman" w:cs="Times New Roman"/>
-          <w:sz w:val="20"/>
-          <w:szCs w:val="20"/>
-          <w:lang w:val="en-US"/>
-        </w:rPr>
-        <w:t xml:space="preserve"> into four pieces along the dashed lines. E</w:t>
-      </w:r>
-      <w:r>
-        <w:rPr>
-          <w:rFonts w:ascii="Times New Roman" w:hAnsi="Times New Roman" w:cs="Times New Roman"/>
-          <w:sz w:val="20"/>
-          <w:szCs w:val="20"/>
-          <w:lang w:val="en-US"/>
-        </w:rPr>
-        <w:t>ach participant only gets one of the four parts</w:t>
-      </w:r>
-      <w:r>
-        <w:rPr>
-          <w:rFonts w:ascii="Times New Roman" w:hAnsi="Times New Roman" w:cs="Times New Roman"/>
-          <w:sz w:val="20"/>
-          <w:szCs w:val="20"/>
-          <w:lang w:val="en-US"/>
-        </w:rPr>
-        <w:t>, depending on which condition they are in</w:t>
-      </w:r>
-      <w:r>
-        <w:rPr>
-          <w:rFonts w:ascii="Times New Roman" w:hAnsi="Times New Roman" w:cs="Times New Roman"/>
-          <w:sz w:val="20"/>
-          <w:szCs w:val="20"/>
-          <w:lang w:val="en-US"/>
-        </w:rPr>
-        <w:t>.</w:t>
+        <w:t xml:space="preserve">Print </w:t>
+      </w:r>
+      <w:r>
+        <w:rPr>
+          <w:rFonts w:ascii="Times New Roman" w:hAnsi="Times New Roman" w:cs="Times New Roman"/>
+          <w:sz w:val="20"/>
+          <w:szCs w:val="20"/>
+          <w:lang w:val="en-US"/>
+        </w:rPr>
+        <w:t>1</w:t>
+      </w:r>
+      <w:r>
+        <w:rPr>
+          <w:rFonts w:ascii="Times New Roman" w:hAnsi="Times New Roman" w:cs="Times New Roman"/>
+          <w:sz w:val="20"/>
+          <w:szCs w:val="20"/>
+          <w:lang w:val="en-US"/>
+        </w:rPr>
+        <w:t xml:space="preserve"> copy of “Study </w:t>
+      </w:r>
+      <w:r>
+        <w:rPr>
+          <w:rFonts w:ascii="Times New Roman" w:hAnsi="Times New Roman" w:cs="Times New Roman"/>
+          <w:sz w:val="20"/>
+          <w:szCs w:val="20"/>
+          <w:lang w:val="en-US"/>
+        </w:rPr>
+        <w:t>2</w:t>
+      </w:r>
+      <w:r>
+        <w:rPr>
+          <w:rFonts w:ascii="Times New Roman" w:hAnsi="Times New Roman" w:cs="Times New Roman"/>
+          <w:sz w:val="20"/>
+          <w:szCs w:val="20"/>
+          <w:lang w:val="en-US"/>
+        </w:rPr>
+        <w:t xml:space="preserve"> Condition Assignment Sheet.</w:t>
+      </w:r>
+      <w:r>
+        <w:rPr>
+          <w:rFonts w:ascii="Times New Roman" w:hAnsi="Times New Roman" w:cs="Times New Roman"/>
+          <w:sz w:val="20"/>
+          <w:szCs w:val="20"/>
+          <w:lang w:val="en-US"/>
+        </w:rPr>
+        <w:t>docx</w:t>
+      </w:r>
+      <w:r>
+        <w:rPr>
+          <w:rFonts w:ascii="Times New Roman" w:hAnsi="Times New Roman" w:cs="Times New Roman"/>
+          <w:sz w:val="20"/>
+          <w:szCs w:val="20"/>
+          <w:lang w:val="en-US"/>
+        </w:rPr>
+        <w:t xml:space="preserve">”. You’ll use this to determine </w:t>
+      </w:r>
+      <w:r>
+        <w:rPr>
+          <w:rFonts w:ascii="Times New Roman" w:hAnsi="Times New Roman" w:cs="Times New Roman"/>
+          <w:sz w:val="20"/>
+          <w:szCs w:val="20"/>
+          <w:lang w:val="en-US"/>
+        </w:rPr>
+        <w:t>(a) the instruction to read each participant in Step</w:t>
+      </w:r>
+      <w:r>
+        <w:rPr>
+          <w:rFonts w:ascii="Times New Roman" w:hAnsi="Times New Roman" w:cs="Times New Roman"/>
+          <w:sz w:val="20"/>
+          <w:szCs w:val="20"/>
+          <w:lang w:val="en-US"/>
+        </w:rPr>
+        <w:t>s 10 and 13</w:t>
+      </w:r>
+      <w:r>
+        <w:rPr>
+          <w:rFonts w:ascii="Times New Roman" w:hAnsi="Times New Roman" w:cs="Times New Roman"/>
+          <w:sz w:val="20"/>
+          <w:szCs w:val="20"/>
+          <w:lang w:val="en-US"/>
+        </w:rPr>
+        <w:t xml:space="preserve"> of the “data collection” steps below, and (b) </w:t>
+      </w:r>
+      <w:r>
+        <w:rPr>
+          <w:rFonts w:ascii="Times New Roman" w:hAnsi="Times New Roman" w:cs="Times New Roman"/>
+          <w:sz w:val="20"/>
+          <w:szCs w:val="20"/>
+          <w:lang w:val="en-US"/>
+        </w:rPr>
+        <w:t xml:space="preserve">each participant’s </w:t>
+      </w:r>
+      <w:r>
+        <w:rPr>
+          <w:rFonts w:ascii="Times New Roman" w:hAnsi="Times New Roman" w:cs="Times New Roman"/>
+          <w:sz w:val="20"/>
+          <w:szCs w:val="20"/>
+          <w:lang w:val="en-US"/>
+        </w:rPr>
+        <w:t xml:space="preserve">value of “Participant </w:t>
+      </w:r>
+      <w:r>
+        <w:rPr>
+          <w:rFonts w:ascii="Times New Roman" w:hAnsi="Times New Roman" w:cs="Times New Roman"/>
+          <w:sz w:val="20"/>
+          <w:szCs w:val="20"/>
+          <w:lang w:val="en-US"/>
+        </w:rPr>
+        <w:t>Code</w:t>
+      </w:r>
+      <w:r>
+        <w:rPr>
+          <w:rFonts w:ascii="Times New Roman" w:hAnsi="Times New Roman" w:cs="Times New Roman"/>
+          <w:sz w:val="20"/>
+          <w:szCs w:val="20"/>
+          <w:lang w:val="en-US"/>
+        </w:rPr>
+        <w:t>”, “Condition” and “Target Word”</w:t>
+      </w:r>
+      <w:r>
+        <w:rPr>
+          <w:rFonts w:ascii="Times New Roman" w:hAnsi="Times New Roman" w:cs="Times New Roman"/>
+          <w:sz w:val="20"/>
+          <w:szCs w:val="20"/>
+          <w:lang w:val="en-US"/>
+        </w:rPr>
+        <w:t xml:space="preserve"> </w:t>
+      </w:r>
+      <w:r>
+        <w:rPr>
+          <w:rFonts w:ascii="Times New Roman" w:hAnsi="Times New Roman" w:cs="Times New Roman"/>
+          <w:sz w:val="20"/>
+          <w:szCs w:val="20"/>
+          <w:lang w:val="en-US"/>
+        </w:rPr>
+        <w:t>to be recorded on their sheets, audio recording file name.</w:t>
       </w:r>
     </w:p>
     <w:p>
@@ -401,174 +545,17 @@
           <w:rFonts w:ascii="Times New Roman" w:hAnsi="Times New Roman" w:cs="Times New Roman"/>
           <w:sz w:val="20"/>
           <w:szCs w:val="20"/>
-          <w:highlight w:val="yellow"/>
-          <w:lang w:val="en-US"/>
-        </w:rPr>
-      </w:pPr>
-      <w:r>
-        <w:rPr>
-          <w:rFonts w:ascii="Times New Roman" w:hAnsi="Times New Roman" w:cs="Times New Roman"/>
-          <w:sz w:val="20"/>
-          <w:szCs w:val="20"/>
-          <w:lang w:val="en-US"/>
-        </w:rPr>
-        <w:t xml:space="preserve">Print </w:t>
-      </w:r>
-      <w:r>
-        <w:rPr>
-          <w:rFonts w:ascii="Times New Roman" w:hAnsi="Times New Roman" w:cs="Times New Roman"/>
-          <w:sz w:val="20"/>
-          <w:szCs w:val="20"/>
-          <w:lang w:val="en-US"/>
-        </w:rPr>
-        <w:t>1</w:t>
-      </w:r>
-      <w:r>
-        <w:rPr>
-          <w:rFonts w:ascii="Times New Roman" w:hAnsi="Times New Roman" w:cs="Times New Roman"/>
-          <w:sz w:val="20"/>
-          <w:szCs w:val="20"/>
-          <w:lang w:val="en-US"/>
-        </w:rPr>
-        <w:t xml:space="preserve"> copy of </w:t>
-      </w:r>
-      <w:r>
-        <w:rPr>
-          <w:rFonts w:ascii="Times New Roman" w:hAnsi="Times New Roman" w:cs="Times New Roman"/>
-          <w:sz w:val="20"/>
-          <w:szCs w:val="20"/>
-          <w:highlight w:val="yellow"/>
-          <w:lang w:val="en-US"/>
-        </w:rPr>
-        <w:t xml:space="preserve">“Study </w:t>
-      </w:r>
-      <w:r>
-        <w:rPr>
-          <w:rFonts w:ascii="Times New Roman" w:hAnsi="Times New Roman" w:cs="Times New Roman"/>
-          <w:sz w:val="20"/>
-          <w:szCs w:val="20"/>
-          <w:highlight w:val="yellow"/>
-          <w:lang w:val="en-US"/>
-        </w:rPr>
-        <w:t>2</w:t>
-      </w:r>
-      <w:r>
-        <w:rPr>
-          <w:rFonts w:ascii="Times New Roman" w:hAnsi="Times New Roman" w:cs="Times New Roman"/>
-          <w:sz w:val="20"/>
-          <w:szCs w:val="20"/>
-          <w:highlight w:val="yellow"/>
-          <w:lang w:val="en-US"/>
-        </w:rPr>
-        <w:t xml:space="preserve"> Condition Assignment Sheet.</w:t>
-      </w:r>
-      <w:r>
-        <w:rPr>
-          <w:rFonts w:ascii="Times New Roman" w:hAnsi="Times New Roman" w:cs="Times New Roman"/>
-          <w:sz w:val="20"/>
-          <w:szCs w:val="20"/>
-          <w:highlight w:val="yellow"/>
-          <w:lang w:val="en-US"/>
-        </w:rPr>
-        <w:t>docx</w:t>
-      </w:r>
-      <w:r>
-        <w:rPr>
-          <w:rFonts w:ascii="Times New Roman" w:hAnsi="Times New Roman" w:cs="Times New Roman"/>
-          <w:sz w:val="20"/>
-          <w:szCs w:val="20"/>
-          <w:highlight w:val="yellow"/>
-          <w:lang w:val="en-US"/>
-        </w:rPr>
-        <w:t>”.</w:t>
-      </w:r>
-      <w:r>
-        <w:rPr>
-          <w:rFonts w:ascii="Times New Roman" w:hAnsi="Times New Roman" w:cs="Times New Roman"/>
-          <w:sz w:val="20"/>
-          <w:szCs w:val="20"/>
-          <w:lang w:val="en-US"/>
-        </w:rPr>
-        <w:t xml:space="preserve"> You’ll use this to determine </w:t>
-      </w:r>
-      <w:r>
-        <w:rPr>
-          <w:rFonts w:ascii="Times New Roman" w:hAnsi="Times New Roman" w:cs="Times New Roman"/>
-          <w:sz w:val="20"/>
-          <w:szCs w:val="20"/>
-          <w:lang w:val="en-US"/>
-        </w:rPr>
-        <w:t xml:space="preserve">(a) the instruction to read each participant in </w:t>
-      </w:r>
-      <w:r>
-        <w:rPr>
-          <w:rFonts w:ascii="Times New Roman" w:hAnsi="Times New Roman" w:cs="Times New Roman"/>
-          <w:sz w:val="20"/>
-          <w:szCs w:val="20"/>
-          <w:highlight w:val="yellow"/>
-          <w:lang w:val="en-US"/>
-        </w:rPr>
-        <w:t>Step</w:t>
-      </w:r>
-      <w:r>
-        <w:rPr>
-          <w:rFonts w:ascii="Times New Roman" w:hAnsi="Times New Roman" w:cs="Times New Roman"/>
-          <w:sz w:val="20"/>
-          <w:szCs w:val="20"/>
-          <w:highlight w:val="yellow"/>
-          <w:lang w:val="en-US"/>
-        </w:rPr>
-        <w:t>s 10 and 13</w:t>
-      </w:r>
-      <w:r>
-        <w:rPr>
-          <w:rFonts w:ascii="Times New Roman" w:hAnsi="Times New Roman" w:cs="Times New Roman"/>
-          <w:sz w:val="20"/>
-          <w:szCs w:val="20"/>
-          <w:highlight w:val="yellow"/>
-          <w:lang w:val="en-US"/>
-        </w:rPr>
-        <w:t xml:space="preserve"> of the “data collection” steps below, and (b) </w:t>
-      </w:r>
-      <w:r>
-        <w:rPr>
-          <w:rFonts w:ascii="Times New Roman" w:hAnsi="Times New Roman" w:cs="Times New Roman"/>
-          <w:sz w:val="20"/>
-          <w:szCs w:val="20"/>
-          <w:highlight w:val="yellow"/>
-          <w:lang w:val="en-US"/>
-        </w:rPr>
-        <w:t xml:space="preserve">each participant’s </w:t>
-      </w:r>
-      <w:r>
-        <w:rPr>
-          <w:rFonts w:ascii="Times New Roman" w:hAnsi="Times New Roman" w:cs="Times New Roman"/>
-          <w:sz w:val="20"/>
-          <w:szCs w:val="20"/>
-          <w:highlight w:val="yellow"/>
-          <w:lang w:val="en-US"/>
-        </w:rPr>
-        <w:t xml:space="preserve">value of “Participant </w:t>
-      </w:r>
-      <w:r>
-        <w:rPr>
-          <w:rFonts w:ascii="Times New Roman" w:hAnsi="Times New Roman" w:cs="Times New Roman"/>
-          <w:sz w:val="20"/>
-          <w:szCs w:val="20"/>
-          <w:highlight w:val="yellow"/>
-          <w:lang w:val="en-US"/>
-        </w:rPr>
-        <w:t>Code</w:t>
-      </w:r>
-      <w:r>
-        <w:rPr>
-          <w:rFonts w:ascii="Times New Roman" w:hAnsi="Times New Roman" w:cs="Times New Roman"/>
-          <w:sz w:val="20"/>
-          <w:szCs w:val="20"/>
-          <w:highlight w:val="yellow"/>
-          <w:lang w:val="en-US"/>
-        </w:rPr>
-        <w:t xml:space="preserve">”, “Target”, and “Order” to be recorded on their sheets, screen recording file name, and in the </w:t>
+          <w:lang w:val="en-US"/>
+        </w:rPr>
+      </w:pPr>
+      <w:r>
+        <w:rPr>
+          <w:rFonts w:ascii="Times New Roman" w:hAnsi="Times New Roman" w:cs="Times New Roman"/>
+          <w:sz w:val="20"/>
+          <w:szCs w:val="20"/>
+          <w:lang w:val="en-US"/>
+        </w:rPr>
+        <w:t xml:space="preserve">Have </w:t>
       </w:r>
       <w:proofErr w:type="spellStart"/>
       <w:r>
@@ -576,10 +563,9 @@
           <w:rFonts w:ascii="Times New Roman" w:hAnsi="Times New Roman" w:cs="Times New Roman"/>
           <w:sz w:val="20"/>
           <w:szCs w:val="20"/>
-          <w:highlight w:val="yellow"/>
-          <w:lang w:val="en-US"/>
-        </w:rPr>
-        <w:t>pavlovia</w:t>
+          <w:lang w:val="en-US"/>
+        </w:rPr>
+        <w:t>ShareX</w:t>
       </w:r>
       <w:proofErr w:type="spellEnd"/>
       <w:r>
@@ -587,55 +573,18 @@
           <w:rFonts w:ascii="Times New Roman" w:hAnsi="Times New Roman" w:cs="Times New Roman"/>
           <w:sz w:val="20"/>
           <w:szCs w:val="20"/>
-          <w:highlight w:val="yellow"/>
-          <w:lang w:val="en-US"/>
-        </w:rPr>
-        <w:t xml:space="preserve"> experiment in the browser</w:t>
-      </w:r>
-      <w:r>
-        <w:rPr>
-          <w:rFonts w:ascii="Times New Roman" w:hAnsi="Times New Roman" w:cs="Times New Roman"/>
-          <w:sz w:val="20"/>
-          <w:szCs w:val="20"/>
-          <w:highlight w:val="yellow"/>
-          <w:lang w:val="en-US"/>
-        </w:rPr>
-        <w:t xml:space="preserve"> (see below)</w:t>
-      </w:r>
-      <w:r>
-        <w:rPr>
-          <w:rFonts w:ascii="Times New Roman" w:hAnsi="Times New Roman" w:cs="Times New Roman"/>
-          <w:sz w:val="20"/>
-          <w:szCs w:val="20"/>
-          <w:highlight w:val="yellow"/>
-          <w:lang w:val="en-US"/>
-        </w:rPr>
-        <w:t>.</w:t>
-      </w:r>
-    </w:p>
-    <w:p>
-      <w:pPr>
-        <w:pStyle w:val="ListParagraph"/>
-        <w:numPr>
-          <w:ilvl w:val="0"/>
-          <w:numId w:val="5"/>
-        </w:numPr>
-        <w:spacing w:line="276" w:lineRule="auto"/>
-        <w:rPr>
-          <w:rFonts w:ascii="Times New Roman" w:hAnsi="Times New Roman" w:cs="Times New Roman"/>
-          <w:sz w:val="20"/>
-          <w:szCs w:val="20"/>
-          <w:lang w:val="en-US"/>
-        </w:rPr>
-      </w:pPr>
-      <w:r>
-        <w:rPr>
-          <w:rFonts w:ascii="Times New Roman" w:hAnsi="Times New Roman" w:cs="Times New Roman"/>
-          <w:sz w:val="20"/>
-          <w:szCs w:val="20"/>
-          <w:lang w:val="en-US"/>
-        </w:rPr>
-        <w:t xml:space="preserve">Have the experiment URL bookmarked, saved, or easily accessible on the computers that the study will be run from: </w:t>
+          <w:lang w:val="en-US"/>
+        </w:rPr>
+        <w:t xml:space="preserve"> installed and tested on the computers</w:t>
+      </w:r>
+      <w:r>
+        <w:rPr>
+          <w:rFonts w:ascii="Times New Roman" w:hAnsi="Times New Roman" w:cs="Times New Roman"/>
+          <w:sz w:val="20"/>
+          <w:szCs w:val="20"/>
+          <w:lang w:val="en-US"/>
+        </w:rPr>
+        <w:t xml:space="preserve"> (see </w:t>
       </w:r>
       <w:hyperlink r:id="rId8" w:history="1">
         <w:r>
@@ -645,91 +594,35 @@
             <w:color w:val="auto"/>
             <w:sz w:val="20"/>
             <w:szCs w:val="20"/>
+            <w:u w:val="none"/>
             <w:lang w:val="en-US"/>
           </w:rPr>
-          <w:t>https://run.pavlovia.org/vespr/wegner-replication/?Country=DE</w:t>
+          <w:t>https://getsharex.com/</w:t>
         </w:r>
       </w:hyperlink>
       <w:r>
         <w:rPr>
-          <w:rFonts w:ascii="Times New Roman" w:hAnsi="Times New Roman" w:cs="Times New Roman"/>
-          <w:sz w:val="20"/>
-          <w:szCs w:val="20"/>
-          <w:lang w:val="en-US"/>
-        </w:rPr>
-        <w:t xml:space="preserve"> </w:t>
-      </w:r>
-    </w:p>
-    <w:p>
-      <w:pPr>
-        <w:pStyle w:val="ListParagraph"/>
-        <w:numPr>
-          <w:ilvl w:val="0"/>
-          <w:numId w:val="5"/>
-        </w:numPr>
-        <w:spacing w:line="276" w:lineRule="auto"/>
-        <w:rPr>
-          <w:rFonts w:ascii="Times New Roman" w:hAnsi="Times New Roman" w:cs="Times New Roman"/>
-          <w:sz w:val="20"/>
-          <w:szCs w:val="20"/>
-          <w:highlight w:val="yellow"/>
-          <w:lang w:val="en-US"/>
-        </w:rPr>
-      </w:pPr>
-      <w:r>
-        <w:rPr>
-          <w:rFonts w:ascii="Times New Roman" w:hAnsi="Times New Roman" w:cs="Times New Roman"/>
-          <w:sz w:val="20"/>
-          <w:szCs w:val="20"/>
-          <w:highlight w:val="yellow"/>
-          <w:lang w:val="en-US"/>
-        </w:rPr>
-        <w:t xml:space="preserve">Have </w:t>
-      </w:r>
-      <w:proofErr w:type="spellStart"/>
-      <w:r>
-        <w:rPr>
-          <w:rFonts w:ascii="Times New Roman" w:hAnsi="Times New Roman" w:cs="Times New Roman"/>
-          <w:sz w:val="20"/>
-          <w:szCs w:val="20"/>
-          <w:highlight w:val="yellow"/>
-          <w:lang w:val="en-US"/>
-        </w:rPr>
-        <w:t>ShareX</w:t>
-      </w:r>
-      <w:proofErr w:type="spellEnd"/>
-      <w:r>
-        <w:rPr>
-          <w:rFonts w:ascii="Times New Roman" w:hAnsi="Times New Roman" w:cs="Times New Roman"/>
-          <w:sz w:val="20"/>
-          <w:szCs w:val="20"/>
-          <w:highlight w:val="yellow"/>
-          <w:lang w:val="en-US"/>
-        </w:rPr>
-        <w:t xml:space="preserve"> screen recorder installed and tested on the computers</w:t>
-      </w:r>
-      <w:r>
-        <w:rPr>
-          <w:rFonts w:ascii="Times New Roman" w:hAnsi="Times New Roman" w:cs="Times New Roman"/>
-          <w:sz w:val="20"/>
-          <w:szCs w:val="20"/>
-          <w:highlight w:val="yellow"/>
-          <w:lang w:val="en-US"/>
-        </w:rPr>
-        <w:t xml:space="preserve"> (see </w:t>
+          <w:rStyle w:val="Hyperlink"/>
+          <w:rFonts w:ascii="Times New Roman" w:hAnsi="Times New Roman" w:cs="Times New Roman"/>
+          <w:color w:val="auto"/>
+          <w:sz w:val="20"/>
+          <w:szCs w:val="20"/>
+          <w:u w:val="none"/>
+          <w:lang w:val="en-US"/>
+        </w:rPr>
+        <w:t xml:space="preserve"> and </w:t>
       </w:r>
       <w:hyperlink r:id="rId9" w:history="1">
         <w:r>
           <w:rPr>
             <w:rStyle w:val="Hyperlink"/>
             <w:rFonts w:ascii="Times New Roman" w:hAnsi="Times New Roman" w:cs="Times New Roman"/>
-            <w:color w:val="auto"/>
             <w:sz w:val="20"/>
             <w:szCs w:val="20"/>
-            <w:highlight w:val="yellow"/>
+            <w:u w:val="none"/>
             <w:lang w:val="en-US"/>
           </w:rPr>
-          <w:t>https://getsharex.com/</w:t>
+          <w:t>here</w:t>
         </w:r>
       </w:hyperlink>
       <w:r>
@@ -737,7 +630,6 @@
           <w:rFonts w:ascii="Times New Roman" w:hAnsi="Times New Roman" w:cs="Times New Roman"/>
           <w:sz w:val="20"/>
           <w:szCs w:val="20"/>
-          <w:highlight w:val="yellow"/>
           <w:lang w:val="en-US"/>
         </w:rPr>
         <w:t>)</w:t>
@@ -747,7 +639,6 @@
           <w:rFonts w:ascii="Times New Roman" w:hAnsi="Times New Roman" w:cs="Times New Roman"/>
           <w:sz w:val="20"/>
           <w:szCs w:val="20"/>
-          <w:highlight w:val="yellow"/>
           <w:lang w:val="en-US"/>
         </w:rPr>
         <w:t xml:space="preserve">. Ensure the computer’s microphones work. Familiarize yourself with </w:t>
@@ -758,7 +649,6 @@
           <w:rFonts w:ascii="Times New Roman" w:hAnsi="Times New Roman" w:cs="Times New Roman"/>
           <w:sz w:val="20"/>
           <w:szCs w:val="20"/>
-          <w:highlight w:val="yellow"/>
           <w:lang w:val="en-US"/>
         </w:rPr>
         <w:t>ShareX</w:t>
@@ -769,10 +659,27 @@
           <w:rFonts w:ascii="Times New Roman" w:hAnsi="Times New Roman" w:cs="Times New Roman"/>
           <w:sz w:val="20"/>
           <w:szCs w:val="20"/>
-          <w:highlight w:val="yellow"/>
-          <w:lang w:val="en-US"/>
-        </w:rPr>
-        <w:t xml:space="preserve"> and ensure that you can set it to record what is on screen as well as audio from the mic, while the study is running, and that you can end the recording, and save the recording using the participant code as its name. Audio and video from the screen recordings will be used later to score the data.</w:t>
+          <w:lang w:val="en-US"/>
+        </w:rPr>
+        <w:t xml:space="preserve"> and ensure that you can set it to record audio from the mic, while the study is running, and that you can end the recording, and save the recording using the participant code as its name. Audio </w:t>
+      </w:r>
+      <w:r>
+        <w:rPr>
+          <w:rFonts w:ascii="Times New Roman" w:hAnsi="Times New Roman" w:cs="Times New Roman"/>
+          <w:sz w:val="20"/>
+          <w:szCs w:val="20"/>
+          <w:lang w:val="en-US"/>
+        </w:rPr>
+        <w:t xml:space="preserve">from the </w:t>
+      </w:r>
+      <w:r>
+        <w:rPr>
+          <w:rFonts w:ascii="Times New Roman" w:hAnsi="Times New Roman" w:cs="Times New Roman"/>
+          <w:sz w:val="20"/>
+          <w:szCs w:val="20"/>
+          <w:lang w:val="en-US"/>
+        </w:rPr>
+        <w:t>recordings will be used later to score the data.</w:t>
       </w:r>
     </w:p>
     <w:p>
@@ -931,7 +838,27 @@
           <w:szCs w:val="20"/>
           <w:lang w:val="en-US"/>
         </w:rPr>
-        <w:t xml:space="preserve">Instruct the participant: “The experiment involves several periods during which you should verbalize everything that comes to mind after I press record, say “begin”, and leave the room. That is, you will be audio recorded. If you are ok with this, please take a look at this information sheet and consent form, and sign the consent form”.  </w:t>
+        <w:t xml:space="preserve">Instruct the participant: “The experiment involves several periods during which you should verbalize everything that comes to mind after I press record, say “begin”, and leave the room. That is, you will be audio recorded. If you are ok with this, please take a look at this information sheet and consent </w:t>
+      </w:r>
+      <w:proofErr w:type="gramStart"/>
+      <w:r>
+        <w:rPr>
+          <w:rFonts w:ascii="Times New Roman" w:hAnsi="Times New Roman" w:cs="Times New Roman"/>
+          <w:sz w:val="20"/>
+          <w:szCs w:val="20"/>
+          <w:lang w:val="en-US"/>
+        </w:rPr>
+        <w:t>form, and</w:t>
+      </w:r>
+      <w:proofErr w:type="gramEnd"/>
+      <w:r>
+        <w:rPr>
+          <w:rFonts w:ascii="Times New Roman" w:hAnsi="Times New Roman" w:cs="Times New Roman"/>
+          <w:sz w:val="20"/>
+          <w:szCs w:val="20"/>
+          <w:lang w:val="en-US"/>
+        </w:rPr>
+        <w:t xml:space="preserve"> sign the consent form”.  </w:t>
       </w:r>
     </w:p>
     <w:p>
@@ -1169,7 +1096,55 @@
           <w:szCs w:val="20"/>
           <w:lang w:val="en-US"/>
         </w:rPr>
-        <w:t>“This study is concerned with what and how people think. During several periods you will be asked to describe your stream of consciousness, to indicate what is going through your mind. The following ground rules apply to every aspect of the study. (1) Measures have been taken to ensure your privacy and to guarantee confidentiality concerning your participation in this study. To be specific: (a) you were assigned a number which will be the only identifying mark on all of the data-gathering items in this study; (b) there is no "key" or master-list linking your name to your subject number or to any of the data-gathering materials. (2) When asked to report on your thoughts, please convey whatever information you can on your stream of consciousness at that moment. Your report might include (but is not limited to) descriptions of: images, ideas, memories, feelings, fantasies, plans, sensations, observations, daydreams, objects which catch your attention, efforts to solve a problem. There are no restrictions, qualifications, conventions, or expectations: simply report on whatever is going through your mind (whatever you are conscious of or aware of). If you have any questions, please ask.”.</w:t>
+        <w:t xml:space="preserve">“This study is concerned with what and how people think. During several periods you will be asked to describe your stream of consciousness, to indicate what is going through your mind. The following ground rules apply to every aspect of the study. (1) Measures have been taken to ensure your privacy and to guarantee confidentiality concerning your participation in this study. To be specific: (a) you were assigned a number which will be the only identifying mark on </w:t>
+      </w:r>
+      <w:proofErr w:type="gramStart"/>
+      <w:r>
+        <w:rPr>
+          <w:rFonts w:ascii="Times New Roman" w:hAnsi="Times New Roman" w:cs="Times New Roman"/>
+          <w:i/>
+          <w:iCs/>
+          <w:sz w:val="20"/>
+          <w:szCs w:val="20"/>
+          <w:lang w:val="en-US"/>
+        </w:rPr>
+        <w:t>all of</w:t>
+      </w:r>
+      <w:proofErr w:type="gramEnd"/>
+      <w:r>
+        <w:rPr>
+          <w:rFonts w:ascii="Times New Roman" w:hAnsi="Times New Roman" w:cs="Times New Roman"/>
+          <w:i/>
+          <w:iCs/>
+          <w:sz w:val="20"/>
+          <w:szCs w:val="20"/>
+          <w:lang w:val="en-US"/>
+        </w:rPr>
+        <w:t xml:space="preserve"> the data-gathering items in this study; (b) there is no "key" or master-list linking your name to your subject number or to any of the data-gathering materials. (2) When asked to report on your thoughts, please convey whatever information you can on your stream of consciousness at that moment. Your report might include (but is not limited to) descriptions </w:t>
+      </w:r>
+      <w:proofErr w:type="gramStart"/>
+      <w:r>
+        <w:rPr>
+          <w:rFonts w:ascii="Times New Roman" w:hAnsi="Times New Roman" w:cs="Times New Roman"/>
+          <w:i/>
+          <w:iCs/>
+          <w:sz w:val="20"/>
+          <w:szCs w:val="20"/>
+          <w:lang w:val="en-US"/>
+        </w:rPr>
+        <w:t>of:</w:t>
+      </w:r>
+      <w:proofErr w:type="gramEnd"/>
+      <w:r>
+        <w:rPr>
+          <w:rFonts w:ascii="Times New Roman" w:hAnsi="Times New Roman" w:cs="Times New Roman"/>
+          <w:i/>
+          <w:iCs/>
+          <w:sz w:val="20"/>
+          <w:szCs w:val="20"/>
+          <w:lang w:val="en-US"/>
+        </w:rPr>
+        <w:t xml:space="preserve"> images, ideas, memories, feelings, fantasies, plans, sensations, observations, daydreams, objects which catch your attention, efforts to solve a problem. There are no restrictions, qualifications, conventions, or expectations: simply report on whatever is going through your mind (whatever you are conscious of or aware of). If you have any questions, please ask.”.</w:t>
       </w:r>
       <w:r>
         <w:rPr>
@@ -1203,7 +1178,7 @@
           <w:szCs w:val="20"/>
           <w:lang w:val="en-US"/>
         </w:rPr>
-        <w:t xml:space="preserve">Start screen and audio recording in </w:t>
+        <w:t xml:space="preserve">Start audio recording in </w:t>
       </w:r>
       <w:proofErr w:type="spellStart"/>
       <w:r>
@@ -1247,7 +1222,6 @@
           <w:szCs w:val="20"/>
           <w:lang w:val="en-US"/>
         </w:rPr>
-        <w:lastRenderedPageBreak/>
         <w:t xml:space="preserve">Instruct the participant: </w:t>
       </w:r>
       <w:r>
@@ -1282,7 +1256,27 @@
           <w:szCs w:val="20"/>
           <w:lang w:val="en-US"/>
         </w:rPr>
-        <w:t>Leave cubicle, wait five minutes, then return. Note that it’s up to you to accurately time this 5 minutes.</w:t>
+        <w:t xml:space="preserve">Leave cubicle, wait five minutes, then return. Note that it’s up to you to accurately time </w:t>
+      </w:r>
+      <w:proofErr w:type="gramStart"/>
+      <w:r>
+        <w:rPr>
+          <w:rFonts w:ascii="Times New Roman" w:hAnsi="Times New Roman" w:cs="Times New Roman"/>
+          <w:sz w:val="20"/>
+          <w:szCs w:val="20"/>
+          <w:lang w:val="en-US"/>
+        </w:rPr>
+        <w:t>this 5 minutes</w:t>
+      </w:r>
+      <w:proofErr w:type="gramEnd"/>
+      <w:r>
+        <w:rPr>
+          <w:rFonts w:ascii="Times New Roman" w:hAnsi="Times New Roman" w:cs="Times New Roman"/>
+          <w:sz w:val="20"/>
+          <w:szCs w:val="20"/>
+          <w:lang w:val="en-US"/>
+        </w:rPr>
+        <w:t>.</w:t>
       </w:r>
     </w:p>
     <w:p>
@@ -1343,6 +1337,7 @@
           <w:szCs w:val="20"/>
           <w:lang w:val="en-US"/>
         </w:rPr>
+        <w:lastRenderedPageBreak/>
         <w:t>Instruct the participant</w:t>
       </w:r>
       <w:r>
@@ -1361,7 +1356,25 @@
           <w:szCs w:val="20"/>
           <w:lang w:val="en-US"/>
         </w:rPr>
-        <w:t>the instruction for their participant code on the Condition Assignment Sheet’s ‘Instruction’ column</w:t>
+        <w:t xml:space="preserve">the </w:t>
+      </w:r>
+      <w:r>
+        <w:rPr>
+          <w:rFonts w:ascii="Times New Roman" w:hAnsi="Times New Roman" w:cs="Times New Roman"/>
+          <w:sz w:val="20"/>
+          <w:szCs w:val="20"/>
+          <w:lang w:val="en-US"/>
+        </w:rPr>
+        <w:t xml:space="preserve">FIRST </w:t>
+      </w:r>
+      <w:r>
+        <w:rPr>
+          <w:rFonts w:ascii="Times New Roman" w:hAnsi="Times New Roman" w:cs="Times New Roman"/>
+          <w:sz w:val="20"/>
+          <w:szCs w:val="20"/>
+          <w:lang w:val="en-US"/>
+        </w:rPr>
+        <w:t>instruction for their participant code on the Condition Assignment Sheet’s ‘Instruction’ column</w:t>
       </w:r>
       <w:r>
         <w:rPr>
@@ -1398,48 +1411,207 @@
           <w:ilvl w:val="1"/>
           <w:numId w:val="1"/>
         </w:numPr>
-        <w:rPr>
-          <w:rFonts w:ascii="Times New Roman" w:hAnsi="Times New Roman" w:cs="Times New Roman"/>
-          <w:sz w:val="20"/>
-          <w:szCs w:val="20"/>
-          <w:lang w:val="en-US"/>
-        </w:rPr>
-      </w:pPr>
-      <w:commentRangeStart w:id="0"/>
-      <w:r>
-        <w:rPr>
-          <w:rFonts w:ascii="Times New Roman" w:hAnsi="Times New Roman" w:cs="Times New Roman"/>
-          <w:sz w:val="20"/>
-          <w:szCs w:val="20"/>
-          <w:highlight w:val="yellow"/>
-          <w:lang w:val="en-US"/>
-        </w:rPr>
-        <w:t>This is the corresponding instruction in the original document:</w:t>
-      </w:r>
-      <w:r>
-        <w:rPr>
-          <w:rFonts w:ascii="Times New Roman" w:hAnsi="Times New Roman" w:cs="Times New Roman"/>
-          <w:sz w:val="20"/>
-          <w:szCs w:val="20"/>
-          <w:lang w:val="en-US"/>
-        </w:rPr>
-        <w:t xml:space="preserve"> </w:t>
-      </w:r>
-      <w:r>
-        <w:rPr>
-          <w:rFonts w:ascii="Times New Roman" w:hAnsi="Times New Roman" w:cs="Times New Roman"/>
-          <w:sz w:val="20"/>
-          <w:szCs w:val="20"/>
-          <w:lang w:val="en-US"/>
-        </w:rPr>
-        <w:t>“In the next few minutes, please verbalize your thoughts as you did before, with one exception. This time try (or try NOT; depending on participant condition) to think of a gorilla/a tiger/food/diseases (depending on participant condition). Every time you mention gorilla/tiger/a food/a disease or have gorilla/tiger/a food/a disease come to mind, please ring the bell on the table before you”.</w:t>
-      </w:r>
-      <w:commentRangeEnd w:id="0"/>
-      <w:r>
-        <w:rPr>
-          <w:rStyle w:val="CommentReference"/>
-        </w:rPr>
-        <w:commentReference w:id="0"/>
+        <w:spacing w:line="276" w:lineRule="auto"/>
+        <w:rPr>
+          <w:rFonts w:ascii="Times New Roman" w:hAnsi="Times New Roman" w:cs="Times New Roman"/>
+          <w:color w:val="808080" w:themeColor="background1" w:themeShade="80"/>
+          <w:sz w:val="20"/>
+          <w:szCs w:val="20"/>
+          <w:lang w:val="en-US"/>
+        </w:rPr>
+      </w:pPr>
+      <w:r>
+        <w:rPr>
+          <w:rFonts w:ascii="Times New Roman" w:hAnsi="Times New Roman" w:cs="Times New Roman"/>
+          <w:color w:val="808080" w:themeColor="background1" w:themeShade="80"/>
+          <w:sz w:val="20"/>
+          <w:szCs w:val="20"/>
+          <w:lang w:val="en-US"/>
+        </w:rPr>
+        <w:t>This is important: if the wrong instruction is delivered, data from this participant will be worthless.</w:t>
+      </w:r>
+      <w:r>
+        <w:rPr>
+          <w:rFonts w:ascii="Times New Roman" w:hAnsi="Times New Roman" w:cs="Times New Roman"/>
+          <w:color w:val="808080" w:themeColor="background1" w:themeShade="80"/>
+          <w:sz w:val="20"/>
+          <w:szCs w:val="20"/>
+          <w:lang w:val="en-US"/>
+        </w:rPr>
+        <w:t xml:space="preserve"> Reassigning conditions after the fact is messy and can affect </w:t>
+      </w:r>
+      <w:proofErr w:type="spellStart"/>
+      <w:r>
+        <w:rPr>
+          <w:rFonts w:ascii="Times New Roman" w:hAnsi="Times New Roman" w:cs="Times New Roman"/>
+          <w:color w:val="808080" w:themeColor="background1" w:themeShade="80"/>
+          <w:sz w:val="20"/>
+          <w:szCs w:val="20"/>
+          <w:lang w:val="en-US"/>
+        </w:rPr>
+        <w:t>randomisation</w:t>
+      </w:r>
+      <w:proofErr w:type="spellEnd"/>
+      <w:r>
+        <w:rPr>
+          <w:rFonts w:ascii="Times New Roman" w:hAnsi="Times New Roman" w:cs="Times New Roman"/>
+          <w:color w:val="808080" w:themeColor="background1" w:themeShade="80"/>
+          <w:sz w:val="20"/>
+          <w:szCs w:val="20"/>
+          <w:lang w:val="en-US"/>
+        </w:rPr>
+        <w:t>.</w:t>
+      </w:r>
+    </w:p>
+    <w:p>
+      <w:pPr>
+        <w:pStyle w:val="ListParagraph"/>
+        <w:numPr>
+          <w:ilvl w:val="0"/>
+          <w:numId w:val="1"/>
+        </w:numPr>
+        <w:spacing w:line="276" w:lineRule="auto"/>
+        <w:rPr>
+          <w:rFonts w:ascii="Times New Roman" w:hAnsi="Times New Roman" w:cs="Times New Roman"/>
+          <w:sz w:val="20"/>
+          <w:szCs w:val="20"/>
+          <w:lang w:val="en-US"/>
+        </w:rPr>
+      </w:pPr>
+      <w:r>
+        <w:rPr>
+          <w:rFonts w:ascii="Times New Roman" w:hAnsi="Times New Roman" w:cs="Times New Roman"/>
+          <w:sz w:val="20"/>
+          <w:szCs w:val="20"/>
+          <w:lang w:val="en-US"/>
+        </w:rPr>
+        <w:t xml:space="preserve">Leave cubicle, wait </w:t>
+      </w:r>
+      <w:r>
+        <w:rPr>
+          <w:rFonts w:ascii="Times New Roman" w:hAnsi="Times New Roman" w:cs="Times New Roman"/>
+          <w:sz w:val="20"/>
+          <w:szCs w:val="20"/>
+          <w:lang w:val="en-US"/>
+        </w:rPr>
+        <w:t>five minutes</w:t>
+      </w:r>
+      <w:r>
+        <w:rPr>
+          <w:rFonts w:ascii="Times New Roman" w:hAnsi="Times New Roman" w:cs="Times New Roman"/>
+          <w:sz w:val="20"/>
+          <w:szCs w:val="20"/>
+          <w:lang w:val="en-US"/>
+        </w:rPr>
+        <w:t>, then return.</w:t>
+      </w:r>
+      <w:r>
+        <w:rPr>
+          <w:rFonts w:ascii="Times New Roman" w:hAnsi="Times New Roman" w:cs="Times New Roman"/>
+          <w:sz w:val="20"/>
+          <w:szCs w:val="20"/>
+          <w:lang w:val="en-US"/>
+        </w:rPr>
+        <w:t xml:space="preserve"> Note that it’s up to you to accurately time </w:t>
+      </w:r>
+      <w:proofErr w:type="gramStart"/>
+      <w:r>
+        <w:rPr>
+          <w:rFonts w:ascii="Times New Roman" w:hAnsi="Times New Roman" w:cs="Times New Roman"/>
+          <w:sz w:val="20"/>
+          <w:szCs w:val="20"/>
+          <w:lang w:val="en-US"/>
+        </w:rPr>
+        <w:t>this 5 minutes</w:t>
+      </w:r>
+      <w:proofErr w:type="gramEnd"/>
+      <w:r>
+        <w:rPr>
+          <w:rFonts w:ascii="Times New Roman" w:hAnsi="Times New Roman" w:cs="Times New Roman"/>
+          <w:sz w:val="20"/>
+          <w:szCs w:val="20"/>
+          <w:lang w:val="en-US"/>
+        </w:rPr>
+        <w:t>.</w:t>
+      </w:r>
+    </w:p>
+    <w:p>
+      <w:pPr>
+        <w:pStyle w:val="ListParagraph"/>
+        <w:numPr>
+          <w:ilvl w:val="0"/>
+          <w:numId w:val="1"/>
+        </w:numPr>
+        <w:spacing w:line="276" w:lineRule="auto"/>
+        <w:rPr>
+          <w:rFonts w:ascii="Times New Roman" w:hAnsi="Times New Roman" w:cs="Times New Roman"/>
+          <w:sz w:val="20"/>
+          <w:szCs w:val="20"/>
+          <w:lang w:val="en-US"/>
+        </w:rPr>
+      </w:pPr>
+      <w:r>
+        <w:rPr>
+          <w:rFonts w:ascii="Times New Roman" w:hAnsi="Times New Roman" w:cs="Times New Roman"/>
+          <w:sz w:val="20"/>
+          <w:szCs w:val="20"/>
+          <w:lang w:val="en-US"/>
+        </w:rPr>
+        <w:t>Instruct the participant: “</w:t>
+      </w:r>
+      <w:r>
+        <w:rPr>
+          <w:rFonts w:ascii="Times New Roman" w:hAnsi="Times New Roman" w:cs="Times New Roman"/>
+          <w:i/>
+          <w:iCs/>
+          <w:sz w:val="20"/>
+          <w:szCs w:val="20"/>
+          <w:lang w:val="en-US"/>
+        </w:rPr>
+        <w:t>Ok so five minutes is up.”</w:t>
+      </w:r>
+    </w:p>
+    <w:p>
+      <w:pPr>
+        <w:pStyle w:val="ListParagraph"/>
+        <w:numPr>
+          <w:ilvl w:val="0"/>
+          <w:numId w:val="1"/>
+        </w:numPr>
+        <w:spacing w:line="276" w:lineRule="auto"/>
+        <w:rPr>
+          <w:rFonts w:ascii="Times New Roman" w:hAnsi="Times New Roman" w:cs="Times New Roman"/>
+          <w:sz w:val="20"/>
+          <w:szCs w:val="20"/>
+          <w:lang w:val="en-US"/>
+        </w:rPr>
+      </w:pPr>
+      <w:r>
+        <w:rPr>
+          <w:rFonts w:ascii="Times New Roman" w:hAnsi="Times New Roman" w:cs="Times New Roman"/>
+          <w:sz w:val="20"/>
+          <w:szCs w:val="20"/>
+          <w:lang w:val="en-US"/>
+        </w:rPr>
+        <w:t xml:space="preserve">Instruct the participant: [the </w:t>
+      </w:r>
+      <w:r>
+        <w:rPr>
+          <w:rFonts w:ascii="Times New Roman" w:hAnsi="Times New Roman" w:cs="Times New Roman"/>
+          <w:sz w:val="20"/>
+          <w:szCs w:val="20"/>
+          <w:lang w:val="en-US"/>
+        </w:rPr>
+        <w:t xml:space="preserve">SECOND </w:t>
+      </w:r>
+      <w:r>
+        <w:rPr>
+          <w:rFonts w:ascii="Times New Roman" w:hAnsi="Times New Roman" w:cs="Times New Roman"/>
+          <w:sz w:val="20"/>
+          <w:szCs w:val="20"/>
+          <w:lang w:val="en-US"/>
+        </w:rPr>
+        <w:t xml:space="preserve">instruction for their participant code on the Condition Assignment Sheet’s ‘Instruction’ column]. </w:t>
       </w:r>
     </w:p>
     <w:p>
@@ -1466,8 +1638,9 @@
           <w:szCs w:val="20"/>
           <w:lang w:val="en-US"/>
         </w:rPr>
-        <w:t>This is important: if the wrong instruction is delivered, data from this participant will be worthless.</w:t>
-      </w:r>
+        <w:t xml:space="preserve">This is important: if the wrong instruction is delivered, data from this participant will be worthless. Reassigning conditions after the fact is messy and can affect </w:t>
+      </w:r>
+      <w:proofErr w:type="spellStart"/>
       <w:r>
         <w:rPr>
           <w:rFonts w:ascii="Times New Roman" w:hAnsi="Times New Roman" w:cs="Times New Roman"/>
@@ -1476,7 +1649,18 @@
           <w:szCs w:val="20"/>
           <w:lang w:val="en-US"/>
         </w:rPr>
-        <w:t xml:space="preserve"> Reassigning conditions after the fact is messy and can affect randomisation.</w:t>
+        <w:t>randomisation</w:t>
+      </w:r>
+      <w:proofErr w:type="spellEnd"/>
+      <w:r>
+        <w:rPr>
+          <w:rFonts w:ascii="Times New Roman" w:hAnsi="Times New Roman" w:cs="Times New Roman"/>
+          <w:color w:val="808080" w:themeColor="background1" w:themeShade="80"/>
+          <w:sz w:val="20"/>
+          <w:szCs w:val="20"/>
+          <w:lang w:val="en-US"/>
+        </w:rPr>
+        <w:t>.</w:t>
       </w:r>
     </w:p>
     <w:p>
@@ -1501,34 +1685,27 @@
           <w:szCs w:val="20"/>
           <w:lang w:val="en-US"/>
         </w:rPr>
-        <w:t xml:space="preserve">Leave cubicle, wait </w:t>
-      </w:r>
-      <w:r>
-        <w:rPr>
-          <w:rFonts w:ascii="Times New Roman" w:hAnsi="Times New Roman" w:cs="Times New Roman"/>
-          <w:sz w:val="20"/>
-          <w:szCs w:val="20"/>
-          <w:lang w:val="en-US"/>
-        </w:rPr>
-        <w:t>five minutes</w:t>
-      </w:r>
-      <w:r>
-        <w:rPr>
-          <w:rFonts w:ascii="Times New Roman" w:hAnsi="Times New Roman" w:cs="Times New Roman"/>
-          <w:sz w:val="20"/>
-          <w:szCs w:val="20"/>
-          <w:lang w:val="en-US"/>
-        </w:rPr>
-        <w:t>, then return.</w:t>
-      </w:r>
-      <w:r>
-        <w:rPr>
-          <w:rFonts w:ascii="Times New Roman" w:hAnsi="Times New Roman" w:cs="Times New Roman"/>
-          <w:sz w:val="20"/>
-          <w:szCs w:val="20"/>
-          <w:lang w:val="en-US"/>
-        </w:rPr>
-        <w:t xml:space="preserve"> Note that it’s up to you to accurately time this 5 minutes.</w:t>
+        <w:t xml:space="preserve">Leave cubicle, wait five minutes, then return. Note that it’s up to you to accurately time </w:t>
+      </w:r>
+      <w:proofErr w:type="gramStart"/>
+      <w:r>
+        <w:rPr>
+          <w:rFonts w:ascii="Times New Roman" w:hAnsi="Times New Roman" w:cs="Times New Roman"/>
+          <w:sz w:val="20"/>
+          <w:szCs w:val="20"/>
+          <w:lang w:val="en-US"/>
+        </w:rPr>
+        <w:t>this 5 minutes</w:t>
+      </w:r>
+      <w:proofErr w:type="gramEnd"/>
+      <w:r>
+        <w:rPr>
+          <w:rFonts w:ascii="Times New Roman" w:hAnsi="Times New Roman" w:cs="Times New Roman"/>
+          <w:sz w:val="20"/>
+          <w:szCs w:val="20"/>
+          <w:lang w:val="en-US"/>
+        </w:rPr>
+        <w:t>.</w:t>
       </w:r>
     </w:p>
     <w:p>
@@ -1589,7 +1766,25 @@
           <w:szCs w:val="20"/>
           <w:lang w:val="en-US"/>
         </w:rPr>
-        <w:t xml:space="preserve">Instruct the participant: [the instruction for their participant code on the Condition Assignment Sheet’s ‘Instruction’ column]. </w:t>
+        <w:t xml:space="preserve">Write the participant code on a copy of </w:t>
+      </w:r>
+      <w:r>
+        <w:rPr>
+          <w:rFonts w:ascii="Times New Roman" w:hAnsi="Times New Roman" w:cs="Times New Roman"/>
+          <w:sz w:val="20"/>
+          <w:szCs w:val="20"/>
+          <w:lang w:val="en-US"/>
+        </w:rPr>
+        <w:t>Questionnaire</w:t>
+      </w:r>
+      <w:r>
+        <w:rPr>
+          <w:rFonts w:ascii="Times New Roman" w:hAnsi="Times New Roman" w:cs="Times New Roman"/>
+          <w:sz w:val="20"/>
+          <w:szCs w:val="20"/>
+          <w:lang w:val="en-US"/>
+        </w:rPr>
+        <w:t xml:space="preserve"> 1,2 and 3. </w:t>
       </w:r>
     </w:p>
     <w:p>
@@ -1602,36 +1797,271 @@
         <w:spacing w:line="276" w:lineRule="auto"/>
         <w:rPr>
           <w:rFonts w:ascii="Times New Roman" w:hAnsi="Times New Roman" w:cs="Times New Roman"/>
-          <w:sz w:val="20"/>
-          <w:szCs w:val="20"/>
-          <w:lang w:val="en-US"/>
-        </w:rPr>
-      </w:pPr>
-      <w:r>
-        <w:rPr>
-          <w:rFonts w:ascii="Times New Roman" w:hAnsi="Times New Roman" w:cs="Times New Roman"/>
-          <w:sz w:val="20"/>
-          <w:szCs w:val="20"/>
-          <w:lang w:val="en-US"/>
-        </w:rPr>
-        <w:t xml:space="preserve">This is the corresponding instruction in the original document: </w:t>
-      </w:r>
-      <w:commentRangeStart w:id="1"/>
-      <w:r>
-        <w:rPr>
-          <w:rFonts w:ascii="Times New Roman" w:hAnsi="Times New Roman" w:cs="Times New Roman"/>
-          <w:sz w:val="20"/>
-          <w:szCs w:val="20"/>
-          <w:lang w:val="en-US"/>
-        </w:rPr>
-        <w:t>“Thanks for completing this task, there is just one more round left. So for the next few minutes, please just verbalize your thoughts as you did before, that is (or but this time; depending on participant condition), try to think of a gorilla/a tiger/food/diseases (depending on participant condition). Every time you mention gorilla/tiger/a food/a disease or have gorilla/tiger/a food/a disease come to mind, please ring the bell on the table before you”</w:t>
-      </w:r>
-      <w:commentRangeEnd w:id="1"/>
-      <w:r>
-        <w:rPr>
-          <w:rStyle w:val="CommentReference"/>
-        </w:rPr>
-        <w:commentReference w:id="1"/>
+          <w:color w:val="808080" w:themeColor="background1" w:themeShade="80"/>
+          <w:sz w:val="20"/>
+          <w:szCs w:val="20"/>
+          <w:lang w:val="en-US"/>
+        </w:rPr>
+      </w:pPr>
+      <w:r>
+        <w:rPr>
+          <w:rFonts w:ascii="Times New Roman" w:hAnsi="Times New Roman" w:cs="Times New Roman"/>
+          <w:color w:val="808080" w:themeColor="background1" w:themeShade="80"/>
+          <w:sz w:val="20"/>
+          <w:szCs w:val="20"/>
+          <w:lang w:val="en-US"/>
+        </w:rPr>
+        <w:t>This is important: data with missing or incorrect participant codes can’t be used.</w:t>
+      </w:r>
+    </w:p>
+    <w:p>
+      <w:pPr>
+        <w:pStyle w:val="ListParagraph"/>
+        <w:numPr>
+          <w:ilvl w:val="0"/>
+          <w:numId w:val="1"/>
+        </w:numPr>
+        <w:spacing w:line="276" w:lineRule="auto"/>
+        <w:rPr>
+          <w:rFonts w:ascii="Times New Roman" w:hAnsi="Times New Roman" w:cs="Times New Roman"/>
+          <w:sz w:val="20"/>
+          <w:szCs w:val="20"/>
+          <w:lang w:val="en-US"/>
+        </w:rPr>
+      </w:pPr>
+      <w:r>
+        <w:rPr>
+          <w:rFonts w:ascii="Times New Roman" w:hAnsi="Times New Roman" w:cs="Times New Roman"/>
+          <w:sz w:val="20"/>
+          <w:szCs w:val="20"/>
+          <w:lang w:val="en-US"/>
+        </w:rPr>
+        <w:t>Give</w:t>
+      </w:r>
+      <w:r>
+        <w:rPr>
+          <w:rFonts w:ascii="Times New Roman" w:hAnsi="Times New Roman" w:cs="Times New Roman"/>
+          <w:sz w:val="20"/>
+          <w:szCs w:val="20"/>
+          <w:lang w:val="en-US"/>
+        </w:rPr>
+        <w:t xml:space="preserve"> Questionnaire</w:t>
+      </w:r>
+      <w:r>
+        <w:rPr>
+          <w:rFonts w:ascii="Times New Roman" w:hAnsi="Times New Roman" w:cs="Times New Roman"/>
+          <w:sz w:val="20"/>
+          <w:szCs w:val="20"/>
+          <w:lang w:val="en-US"/>
+        </w:rPr>
+        <w:t xml:space="preserve"> 1 to the participant and ask them to complete it. </w:t>
+      </w:r>
+    </w:p>
+    <w:p>
+      <w:pPr>
+        <w:pStyle w:val="ListParagraph"/>
+        <w:numPr>
+          <w:ilvl w:val="0"/>
+          <w:numId w:val="1"/>
+        </w:numPr>
+        <w:spacing w:line="276" w:lineRule="auto"/>
+        <w:rPr>
+          <w:rFonts w:ascii="Times New Roman" w:hAnsi="Times New Roman" w:cs="Times New Roman"/>
+          <w:sz w:val="20"/>
+          <w:szCs w:val="20"/>
+          <w:lang w:val="en-US"/>
+        </w:rPr>
+      </w:pPr>
+      <w:r>
+        <w:rPr>
+          <w:rFonts w:ascii="Times New Roman" w:hAnsi="Times New Roman" w:cs="Times New Roman"/>
+          <w:sz w:val="20"/>
+          <w:szCs w:val="20"/>
+          <w:lang w:val="en-US"/>
+        </w:rPr>
+        <w:t xml:space="preserve">Give </w:t>
+      </w:r>
+      <w:r>
+        <w:rPr>
+          <w:rFonts w:ascii="Times New Roman" w:hAnsi="Times New Roman" w:cs="Times New Roman"/>
+          <w:sz w:val="20"/>
+          <w:szCs w:val="20"/>
+          <w:lang w:val="en-US"/>
+        </w:rPr>
+        <w:t>Questionnaire</w:t>
+      </w:r>
+      <w:r>
+        <w:rPr>
+          <w:rFonts w:ascii="Times New Roman" w:hAnsi="Times New Roman" w:cs="Times New Roman"/>
+          <w:sz w:val="20"/>
+          <w:szCs w:val="20"/>
+          <w:lang w:val="en-US"/>
+        </w:rPr>
+        <w:t xml:space="preserve"> 2 to the participant and ask them to complete it. </w:t>
+      </w:r>
+    </w:p>
+    <w:p>
+      <w:pPr>
+        <w:pStyle w:val="ListParagraph"/>
+        <w:numPr>
+          <w:ilvl w:val="0"/>
+          <w:numId w:val="1"/>
+        </w:numPr>
+        <w:spacing w:line="276" w:lineRule="auto"/>
+        <w:rPr>
+          <w:rFonts w:ascii="Times New Roman" w:hAnsi="Times New Roman" w:cs="Times New Roman"/>
+          <w:sz w:val="20"/>
+          <w:szCs w:val="20"/>
+          <w:lang w:val="en-US"/>
+        </w:rPr>
+      </w:pPr>
+      <w:r>
+        <w:rPr>
+          <w:rFonts w:ascii="Times New Roman" w:hAnsi="Times New Roman" w:cs="Times New Roman"/>
+          <w:sz w:val="20"/>
+          <w:szCs w:val="20"/>
+          <w:lang w:val="en-US"/>
+        </w:rPr>
+        <w:t>“</w:t>
+      </w:r>
+      <w:r>
+        <w:rPr>
+          <w:rFonts w:ascii="Times New Roman" w:hAnsi="Times New Roman" w:cs="Times New Roman"/>
+          <w:i/>
+          <w:iCs/>
+          <w:sz w:val="20"/>
+          <w:szCs w:val="20"/>
+          <w:lang w:val="en-US"/>
+        </w:rPr>
+        <w:t xml:space="preserve">Before we move on, there is just one more handout for you to fill </w:t>
+      </w:r>
+      <w:proofErr w:type="gramStart"/>
+      <w:r>
+        <w:rPr>
+          <w:rFonts w:ascii="Times New Roman" w:hAnsi="Times New Roman" w:cs="Times New Roman"/>
+          <w:i/>
+          <w:iCs/>
+          <w:sz w:val="20"/>
+          <w:szCs w:val="20"/>
+          <w:lang w:val="en-US"/>
+        </w:rPr>
+        <w:t>in</w:t>
+      </w:r>
+      <w:proofErr w:type="gramEnd"/>
+      <w:r>
+        <w:rPr>
+          <w:rFonts w:ascii="Times New Roman" w:hAnsi="Times New Roman" w:cs="Times New Roman"/>
+          <w:sz w:val="20"/>
+          <w:szCs w:val="20"/>
+          <w:lang w:val="en-US"/>
+        </w:rPr>
+        <w:t xml:space="preserve">” </w:t>
+      </w:r>
+    </w:p>
+    <w:p>
+      <w:pPr>
+        <w:pStyle w:val="ListParagraph"/>
+        <w:numPr>
+          <w:ilvl w:val="0"/>
+          <w:numId w:val="1"/>
+        </w:numPr>
+        <w:spacing w:line="276" w:lineRule="auto"/>
+        <w:rPr>
+          <w:rFonts w:ascii="Times New Roman" w:hAnsi="Times New Roman" w:cs="Times New Roman"/>
+          <w:sz w:val="20"/>
+          <w:szCs w:val="20"/>
+          <w:lang w:val="en-US"/>
+        </w:rPr>
+      </w:pPr>
+      <w:r>
+        <w:rPr>
+          <w:rFonts w:ascii="Times New Roman" w:hAnsi="Times New Roman" w:cs="Times New Roman"/>
+          <w:sz w:val="20"/>
+          <w:szCs w:val="20"/>
+          <w:lang w:val="en-US"/>
+        </w:rPr>
+        <w:t xml:space="preserve">Give </w:t>
+      </w:r>
+      <w:r>
+        <w:rPr>
+          <w:rFonts w:ascii="Times New Roman" w:hAnsi="Times New Roman" w:cs="Times New Roman"/>
+          <w:sz w:val="20"/>
+          <w:szCs w:val="20"/>
+          <w:lang w:val="en-US"/>
+        </w:rPr>
+        <w:t>Questionnaire</w:t>
+      </w:r>
+      <w:r>
+        <w:rPr>
+          <w:rFonts w:ascii="Times New Roman" w:hAnsi="Times New Roman" w:cs="Times New Roman"/>
+          <w:sz w:val="20"/>
+          <w:szCs w:val="20"/>
+          <w:lang w:val="en-US"/>
+        </w:rPr>
+        <w:t xml:space="preserve"> 3 to the participant and ask them to complete it. </w:t>
+      </w:r>
+    </w:p>
+    <w:p>
+      <w:pPr>
+        <w:pStyle w:val="ListParagraph"/>
+        <w:numPr>
+          <w:ilvl w:val="0"/>
+          <w:numId w:val="1"/>
+        </w:numPr>
+        <w:spacing w:line="276" w:lineRule="auto"/>
+        <w:rPr>
+          <w:rFonts w:ascii="Times New Roman" w:hAnsi="Times New Roman" w:cs="Times New Roman"/>
+          <w:sz w:val="20"/>
+          <w:szCs w:val="20"/>
+          <w:lang w:val="en-US"/>
+        </w:rPr>
+      </w:pPr>
+      <w:r>
+        <w:rPr>
+          <w:rFonts w:ascii="Times New Roman" w:hAnsi="Times New Roman" w:cs="Times New Roman"/>
+          <w:sz w:val="20"/>
+          <w:szCs w:val="20"/>
+          <w:lang w:val="en-US"/>
+        </w:rPr>
+        <w:t>While they are completing it, stop the</w:t>
+      </w:r>
+      <w:r>
+        <w:rPr>
+          <w:rFonts w:ascii="Times New Roman" w:hAnsi="Times New Roman" w:cs="Times New Roman"/>
+          <w:sz w:val="20"/>
+          <w:szCs w:val="20"/>
+          <w:lang w:val="en-US"/>
+        </w:rPr>
+        <w:t xml:space="preserve"> </w:t>
+      </w:r>
+      <w:r>
+        <w:rPr>
+          <w:rFonts w:ascii="Times New Roman" w:hAnsi="Times New Roman" w:cs="Times New Roman"/>
+          <w:sz w:val="20"/>
+          <w:szCs w:val="20"/>
+          <w:lang w:val="en-US"/>
+        </w:rPr>
+        <w:t xml:space="preserve">recording in </w:t>
+      </w:r>
+      <w:proofErr w:type="spellStart"/>
+      <w:r>
+        <w:rPr>
+          <w:rFonts w:ascii="Times New Roman" w:hAnsi="Times New Roman" w:cs="Times New Roman"/>
+          <w:sz w:val="20"/>
+          <w:szCs w:val="20"/>
+          <w:lang w:val="en-US"/>
+        </w:rPr>
+        <w:t>ShareX</w:t>
+      </w:r>
+      <w:proofErr w:type="spellEnd"/>
+      <w:r>
+        <w:rPr>
+          <w:rFonts w:ascii="Times New Roman" w:hAnsi="Times New Roman" w:cs="Times New Roman"/>
+          <w:sz w:val="20"/>
+          <w:szCs w:val="20"/>
+          <w:lang w:val="en-US"/>
+        </w:rPr>
+        <w:t>; and save the recording file using the participant code as the file name.</w:t>
       </w:r>
     </w:p>
     <w:p>
@@ -1644,21 +2074,37 @@
         <w:spacing w:line="276" w:lineRule="auto"/>
         <w:rPr>
           <w:rFonts w:ascii="Times New Roman" w:hAnsi="Times New Roman" w:cs="Times New Roman"/>
-          <w:color w:val="808080" w:themeColor="background1" w:themeShade="80"/>
-          <w:sz w:val="20"/>
-          <w:szCs w:val="20"/>
-          <w:lang w:val="en-US"/>
-        </w:rPr>
-      </w:pPr>
-      <w:r>
-        <w:rPr>
-          <w:rFonts w:ascii="Times New Roman" w:hAnsi="Times New Roman" w:cs="Times New Roman"/>
-          <w:color w:val="808080" w:themeColor="background1" w:themeShade="80"/>
-          <w:sz w:val="20"/>
-          <w:szCs w:val="20"/>
-          <w:lang w:val="en-US"/>
-        </w:rPr>
-        <w:t>This is important: if the wrong instruction is delivered, data from this participant will be worthless. Reassigning conditions after the fact is messy and can affect randomisation.</w:t>
+          <w:sz w:val="20"/>
+          <w:szCs w:val="20"/>
+          <w:lang w:val="en-US"/>
+        </w:rPr>
+      </w:pPr>
+      <w:r>
+        <w:rPr>
+          <w:rFonts w:ascii="Times New Roman" w:hAnsi="Times New Roman" w:cs="Times New Roman"/>
+          <w:sz w:val="20"/>
+          <w:szCs w:val="20"/>
+          <w:lang w:val="en-US"/>
+        </w:rPr>
+        <w:t xml:space="preserve">This is important: </w:t>
+      </w:r>
+      <w:r>
+        <w:rPr>
+          <w:rFonts w:ascii="Times New Roman" w:hAnsi="Times New Roman" w:cs="Times New Roman"/>
+          <w:sz w:val="20"/>
+          <w:szCs w:val="20"/>
+          <w:lang w:val="en-US"/>
+        </w:rPr>
+        <w:t>audio</w:t>
+      </w:r>
+      <w:r>
+        <w:rPr>
+          <w:rFonts w:ascii="Times New Roman" w:hAnsi="Times New Roman" w:cs="Times New Roman"/>
+          <w:sz w:val="20"/>
+          <w:szCs w:val="20"/>
+          <w:lang w:val="en-US"/>
+        </w:rPr>
+        <w:t xml:space="preserve"> files with missing or incorrect participant codes or which are misplaced or not saved can’t be used.</w:t>
       </w:r>
     </w:p>
     <w:p>
@@ -1683,7 +2129,40 @@
           <w:szCs w:val="20"/>
           <w:lang w:val="en-US"/>
         </w:rPr>
-        <w:t>Leave cubicle, wait five minutes, then return. Note that it’s up to you to accurately time this 5 minutes.</w:t>
+        <w:t>“</w:t>
+      </w:r>
+      <w:proofErr w:type="gramStart"/>
+      <w:r>
+        <w:rPr>
+          <w:rFonts w:ascii="Times New Roman" w:hAnsi="Times New Roman" w:cs="Times New Roman"/>
+          <w:i/>
+          <w:iCs/>
+          <w:sz w:val="20"/>
+          <w:szCs w:val="20"/>
+          <w:lang w:val="en-US"/>
+        </w:rPr>
+        <w:t>So</w:t>
+      </w:r>
+      <w:proofErr w:type="gramEnd"/>
+      <w:r>
+        <w:rPr>
+          <w:rFonts w:ascii="Times New Roman" w:hAnsi="Times New Roman" w:cs="Times New Roman"/>
+          <w:i/>
+          <w:iCs/>
+          <w:sz w:val="20"/>
+          <w:szCs w:val="20"/>
+          <w:lang w:val="en-US"/>
+        </w:rPr>
+        <w:t xml:space="preserve"> this is actually the end of the study, here is a debriefing sheet that will tell you the purpose of the study in more detail, please read it but do not share it or talk about it with anyone else, including myself as I have to be blinded to the purpose of the study until data collection is complete. Thanks again for participating in this study, have a good day</w:t>
+      </w:r>
+      <w:r>
+        <w:rPr>
+          <w:rFonts w:ascii="Times New Roman" w:hAnsi="Times New Roman" w:cs="Times New Roman"/>
+          <w:sz w:val="20"/>
+          <w:szCs w:val="20"/>
+          <w:lang w:val="en-US"/>
+        </w:rPr>
+        <w:t>”.</w:t>
       </w:r>
     </w:p>
     <w:p>
@@ -1708,18 +2187,25 @@
           <w:szCs w:val="20"/>
           <w:lang w:val="en-US"/>
         </w:rPr>
-        <w:t>Instruct the participant: “</w:t>
-      </w:r>
-      <w:r>
-        <w:rPr>
-          <w:rFonts w:ascii="Times New Roman" w:hAnsi="Times New Roman" w:cs="Times New Roman"/>
-          <w:i/>
-          <w:iCs/>
-          <w:sz w:val="20"/>
-          <w:szCs w:val="20"/>
-          <w:lang w:val="en-US"/>
-        </w:rPr>
-        <w:t>Ok so five minutes is up.”</w:t>
+        <w:t xml:space="preserve">Give the participant a copy of Study </w:t>
+      </w:r>
+      <w:r>
+        <w:rPr>
+          <w:rFonts w:ascii="Times New Roman" w:hAnsi="Times New Roman" w:cs="Times New Roman"/>
+          <w:sz w:val="20"/>
+          <w:szCs w:val="20"/>
+          <w:lang w:val="en-US"/>
+        </w:rPr>
+        <w:t>2</w:t>
+      </w:r>
+      <w:r>
+        <w:rPr>
+          <w:rFonts w:ascii="Times New Roman" w:hAnsi="Times New Roman" w:cs="Times New Roman"/>
+          <w:sz w:val="20"/>
+          <w:szCs w:val="20"/>
+          <w:lang w:val="en-US"/>
+        </w:rPr>
+        <w:t xml:space="preserve"> Feedback Sheet. Thank them for their time and let them leave. </w:t>
       </w:r>
     </w:p>
     <w:p>
@@ -1744,25 +2230,101 @@
           <w:szCs w:val="20"/>
           <w:lang w:val="en-US"/>
         </w:rPr>
-        <w:t xml:space="preserve">Write the participant code on a copy of </w:t>
-      </w:r>
-      <w:r>
-        <w:rPr>
-          <w:rFonts w:ascii="Times New Roman" w:hAnsi="Times New Roman" w:cs="Times New Roman"/>
-          <w:sz w:val="20"/>
-          <w:szCs w:val="20"/>
-          <w:lang w:val="en-US"/>
-        </w:rPr>
-        <w:t>Questionnaire</w:t>
-      </w:r>
-      <w:r>
-        <w:rPr>
-          <w:rFonts w:ascii="Times New Roman" w:hAnsi="Times New Roman" w:cs="Times New Roman"/>
-          <w:sz w:val="20"/>
-          <w:szCs w:val="20"/>
-          <w:lang w:val="en-US"/>
-        </w:rPr>
-        <w:t xml:space="preserve"> 1,2 and 3. </w:t>
+        <w:t xml:space="preserve">Ensure that Questionnaire 1, Questionnaire 2, </w:t>
+      </w:r>
+      <w:r>
+        <w:rPr>
+          <w:rFonts w:ascii="Times New Roman" w:hAnsi="Times New Roman" w:cs="Times New Roman"/>
+          <w:sz w:val="20"/>
+          <w:szCs w:val="20"/>
+          <w:lang w:val="en-US"/>
+        </w:rPr>
+        <w:t xml:space="preserve">Questionnaire </w:t>
+      </w:r>
+      <w:r>
+        <w:rPr>
+          <w:rFonts w:ascii="Times New Roman" w:hAnsi="Times New Roman" w:cs="Times New Roman"/>
+          <w:sz w:val="20"/>
+          <w:szCs w:val="20"/>
+          <w:lang w:val="en-US"/>
+        </w:rPr>
+        <w:t>3</w:t>
+      </w:r>
+      <w:r>
+        <w:rPr>
+          <w:rFonts w:ascii="Times New Roman" w:hAnsi="Times New Roman" w:cs="Times New Roman"/>
+          <w:sz w:val="20"/>
+          <w:szCs w:val="20"/>
+          <w:lang w:val="en-US"/>
+        </w:rPr>
+        <w:t xml:space="preserve"> </w:t>
+      </w:r>
+      <w:r>
+        <w:rPr>
+          <w:rFonts w:ascii="Times New Roman" w:hAnsi="Times New Roman" w:cs="Times New Roman"/>
+          <w:sz w:val="20"/>
+          <w:szCs w:val="20"/>
+          <w:lang w:val="en-US"/>
+        </w:rPr>
+        <w:t xml:space="preserve">and the </w:t>
+      </w:r>
+      <w:r>
+        <w:rPr>
+          <w:rFonts w:ascii="Times New Roman" w:hAnsi="Times New Roman" w:cs="Times New Roman"/>
+          <w:sz w:val="20"/>
+          <w:szCs w:val="20"/>
+          <w:lang w:val="en-US"/>
+        </w:rPr>
+        <w:t>audio</w:t>
+      </w:r>
+      <w:r>
+        <w:rPr>
+          <w:rFonts w:ascii="Times New Roman" w:hAnsi="Times New Roman" w:cs="Times New Roman"/>
+          <w:sz w:val="20"/>
+          <w:szCs w:val="20"/>
+          <w:lang w:val="en-US"/>
+        </w:rPr>
+        <w:t xml:space="preserve"> recording file all have the correct participant code listed on them/as their file name – </w:t>
+      </w:r>
+      <w:proofErr w:type="spellStart"/>
+      <w:proofErr w:type="gramStart"/>
+      <w:r>
+        <w:rPr>
+          <w:rFonts w:ascii="Times New Roman" w:hAnsi="Times New Roman" w:cs="Times New Roman"/>
+          <w:sz w:val="20"/>
+          <w:szCs w:val="20"/>
+          <w:lang w:val="en-US"/>
+        </w:rPr>
+        <w:t>ie</w:t>
+      </w:r>
+      <w:proofErr w:type="spellEnd"/>
+      <w:proofErr w:type="gramEnd"/>
+      <w:r>
+        <w:rPr>
+          <w:rFonts w:ascii="Times New Roman" w:hAnsi="Times New Roman" w:cs="Times New Roman"/>
+          <w:sz w:val="20"/>
+          <w:szCs w:val="20"/>
+          <w:lang w:val="en-US"/>
+        </w:rPr>
+        <w:t xml:space="preserve"> that it corresponds with the participant code written on the paper left on the desk where the participant sat.</w:t>
+      </w:r>
+      <w:r>
+        <w:rPr>
+          <w:rFonts w:ascii="Times New Roman" w:hAnsi="Times New Roman" w:cs="Times New Roman"/>
+          <w:sz w:val="20"/>
+          <w:szCs w:val="20"/>
+          <w:lang w:val="en-US"/>
+        </w:rPr>
+        <w:t xml:space="preserve"> </w:t>
+      </w:r>
+      <w:r>
+        <w:rPr>
+          <w:rFonts w:ascii="Times New Roman" w:hAnsi="Times New Roman" w:cs="Times New Roman"/>
+          <w:sz w:val="20"/>
+          <w:szCs w:val="20"/>
+          <w:lang w:val="en-US"/>
+        </w:rPr>
+        <w:t>Carefully note on this paper if there are participants with missing data, mixed up forms, or any reason that a given participant’s data might be compromised (e.g., they were read the wrong instruction, or you’re not sure, etc.)</w:t>
       </w:r>
     </w:p>
     <w:p>
@@ -1775,21 +2337,19 @@
         <w:spacing w:line="276" w:lineRule="auto"/>
         <w:rPr>
           <w:rFonts w:ascii="Times New Roman" w:hAnsi="Times New Roman" w:cs="Times New Roman"/>
-          <w:color w:val="808080" w:themeColor="background1" w:themeShade="80"/>
-          <w:sz w:val="20"/>
-          <w:szCs w:val="20"/>
-          <w:lang w:val="en-US"/>
-        </w:rPr>
-      </w:pPr>
-      <w:r>
-        <w:rPr>
-          <w:rFonts w:ascii="Times New Roman" w:hAnsi="Times New Roman" w:cs="Times New Roman"/>
-          <w:color w:val="808080" w:themeColor="background1" w:themeShade="80"/>
-          <w:sz w:val="20"/>
-          <w:szCs w:val="20"/>
-          <w:lang w:val="en-US"/>
-        </w:rPr>
-        <w:t>This is important: data with missing or incorrect participant codes can’t be used.</w:t>
+          <w:sz w:val="20"/>
+          <w:szCs w:val="20"/>
+          <w:lang w:val="en-US"/>
+        </w:rPr>
+      </w:pPr>
+      <w:r>
+        <w:rPr>
+          <w:rFonts w:ascii="Times New Roman" w:hAnsi="Times New Roman" w:cs="Times New Roman"/>
+          <w:sz w:val="20"/>
+          <w:szCs w:val="20"/>
+          <w:lang w:val="en-US"/>
+        </w:rPr>
+        <w:t>This is important: data with conflicting participant codes can’t be used and gets confusing very quickly.</w:t>
       </w:r>
     </w:p>
     <w:p>
@@ -1814,25 +2374,52 @@
           <w:szCs w:val="20"/>
           <w:lang w:val="en-US"/>
         </w:rPr>
-        <w:t>Give</w:t>
-      </w:r>
-      <w:r>
-        <w:rPr>
-          <w:rFonts w:ascii="Times New Roman" w:hAnsi="Times New Roman" w:cs="Times New Roman"/>
-          <w:sz w:val="20"/>
-          <w:szCs w:val="20"/>
-          <w:lang w:val="en-US"/>
-        </w:rPr>
-        <w:t xml:space="preserve"> Questionnaire</w:t>
-      </w:r>
-      <w:r>
-        <w:rPr>
-          <w:rFonts w:ascii="Times New Roman" w:hAnsi="Times New Roman" w:cs="Times New Roman"/>
-          <w:sz w:val="20"/>
-          <w:szCs w:val="20"/>
-          <w:lang w:val="en-US"/>
-        </w:rPr>
-        <w:t xml:space="preserve"> 1 to the participant and ask them to complete it. </w:t>
+        <w:t xml:space="preserve">Tick the “Data collected” column for that participant code on the Condition Assignment Sheet. Scratch out the participant code on the sheet of paper left on the table so that it is not mistakenly used again. </w:t>
+      </w:r>
+    </w:p>
+    <w:p>
+      <w:pPr>
+        <w:pStyle w:val="ListParagraph"/>
+        <w:numPr>
+          <w:ilvl w:val="1"/>
+          <w:numId w:val="1"/>
+        </w:numPr>
+        <w:spacing w:line="276" w:lineRule="auto"/>
+        <w:rPr>
+          <w:rFonts w:ascii="Times New Roman" w:hAnsi="Times New Roman" w:cs="Times New Roman"/>
+          <w:sz w:val="20"/>
+          <w:szCs w:val="20"/>
+          <w:lang w:val="en-US"/>
+        </w:rPr>
+      </w:pPr>
+      <w:r>
+        <w:rPr>
+          <w:rFonts w:ascii="Times New Roman" w:hAnsi="Times New Roman" w:cs="Times New Roman"/>
+          <w:sz w:val="20"/>
+          <w:szCs w:val="20"/>
+          <w:lang w:val="en-US"/>
+        </w:rPr>
+        <w:t xml:space="preserve">This is important: ensure you don’t reuse participant </w:t>
+      </w:r>
+      <w:proofErr w:type="gramStart"/>
+      <w:r>
+        <w:rPr>
+          <w:rFonts w:ascii="Times New Roman" w:hAnsi="Times New Roman" w:cs="Times New Roman"/>
+          <w:sz w:val="20"/>
+          <w:szCs w:val="20"/>
+          <w:lang w:val="en-US"/>
+        </w:rPr>
+        <w:t>codes</w:t>
+      </w:r>
+      <w:proofErr w:type="gramEnd"/>
+      <w:r>
+        <w:rPr>
+          <w:rFonts w:ascii="Times New Roman" w:hAnsi="Times New Roman" w:cs="Times New Roman"/>
+          <w:sz w:val="20"/>
+          <w:szCs w:val="20"/>
+          <w:lang w:val="en-US"/>
+        </w:rPr>
+        <w:t xml:space="preserve"> or it’ll be difficult to know which data is for which individual, and both participants might have to be discarded.</w:t>
       </w:r>
     </w:p>
     <w:p>
@@ -1857,470 +2444,6 @@
           <w:szCs w:val="20"/>
           <w:lang w:val="en-US"/>
         </w:rPr>
-        <w:t xml:space="preserve">Give </w:t>
-      </w:r>
-      <w:r>
-        <w:rPr>
-          <w:rFonts w:ascii="Times New Roman" w:hAnsi="Times New Roman" w:cs="Times New Roman"/>
-          <w:sz w:val="20"/>
-          <w:szCs w:val="20"/>
-          <w:lang w:val="en-US"/>
-        </w:rPr>
-        <w:t>Questionnaire</w:t>
-      </w:r>
-      <w:r>
-        <w:rPr>
-          <w:rFonts w:ascii="Times New Roman" w:hAnsi="Times New Roman" w:cs="Times New Roman"/>
-          <w:sz w:val="20"/>
-          <w:szCs w:val="20"/>
-          <w:lang w:val="en-US"/>
-        </w:rPr>
-        <w:t xml:space="preserve"> 2 to the participant and ask them to complete it. </w:t>
-      </w:r>
-    </w:p>
-    <w:p>
-      <w:pPr>
-        <w:pStyle w:val="ListParagraph"/>
-        <w:numPr>
-          <w:ilvl w:val="0"/>
-          <w:numId w:val="1"/>
-        </w:numPr>
-        <w:spacing w:line="276" w:lineRule="auto"/>
-        <w:rPr>
-          <w:rFonts w:ascii="Times New Roman" w:hAnsi="Times New Roman" w:cs="Times New Roman"/>
-          <w:sz w:val="20"/>
-          <w:szCs w:val="20"/>
-          <w:lang w:val="en-US"/>
-        </w:rPr>
-      </w:pPr>
-      <w:r>
-        <w:rPr>
-          <w:rFonts w:ascii="Times New Roman" w:hAnsi="Times New Roman" w:cs="Times New Roman"/>
-          <w:sz w:val="20"/>
-          <w:szCs w:val="20"/>
-          <w:lang w:val="en-US"/>
-        </w:rPr>
-        <w:t>“</w:t>
-      </w:r>
-      <w:r>
-        <w:rPr>
-          <w:rFonts w:ascii="Times New Roman" w:hAnsi="Times New Roman" w:cs="Times New Roman"/>
-          <w:i/>
-          <w:iCs/>
-          <w:sz w:val="20"/>
-          <w:szCs w:val="20"/>
-          <w:lang w:val="en-US"/>
-        </w:rPr>
-        <w:t>Before we move on, there is just one more handout for you to fill in</w:t>
-      </w:r>
-      <w:r>
-        <w:rPr>
-          <w:rFonts w:ascii="Times New Roman" w:hAnsi="Times New Roman" w:cs="Times New Roman"/>
-          <w:sz w:val="20"/>
-          <w:szCs w:val="20"/>
-          <w:lang w:val="en-US"/>
-        </w:rPr>
-        <w:t xml:space="preserve">” </w:t>
-      </w:r>
-    </w:p>
-    <w:p>
-      <w:pPr>
-        <w:pStyle w:val="ListParagraph"/>
-        <w:numPr>
-          <w:ilvl w:val="0"/>
-          <w:numId w:val="1"/>
-        </w:numPr>
-        <w:spacing w:line="276" w:lineRule="auto"/>
-        <w:rPr>
-          <w:rFonts w:ascii="Times New Roman" w:hAnsi="Times New Roman" w:cs="Times New Roman"/>
-          <w:sz w:val="20"/>
-          <w:szCs w:val="20"/>
-          <w:lang w:val="en-US"/>
-        </w:rPr>
-      </w:pPr>
-      <w:r>
-        <w:rPr>
-          <w:rFonts w:ascii="Times New Roman" w:hAnsi="Times New Roman" w:cs="Times New Roman"/>
-          <w:sz w:val="20"/>
-          <w:szCs w:val="20"/>
-          <w:lang w:val="en-US"/>
-        </w:rPr>
-        <w:t xml:space="preserve">Give </w:t>
-      </w:r>
-      <w:r>
-        <w:rPr>
-          <w:rFonts w:ascii="Times New Roman" w:hAnsi="Times New Roman" w:cs="Times New Roman"/>
-          <w:sz w:val="20"/>
-          <w:szCs w:val="20"/>
-          <w:lang w:val="en-US"/>
-        </w:rPr>
-        <w:t>Questionnaire</w:t>
-      </w:r>
-      <w:r>
-        <w:rPr>
-          <w:rFonts w:ascii="Times New Roman" w:hAnsi="Times New Roman" w:cs="Times New Roman"/>
-          <w:sz w:val="20"/>
-          <w:szCs w:val="20"/>
-          <w:lang w:val="en-US"/>
-        </w:rPr>
-        <w:t xml:space="preserve"> 3 to the participant and ask them to complete it. </w:t>
-      </w:r>
-    </w:p>
-    <w:p>
-      <w:pPr>
-        <w:pStyle w:val="ListParagraph"/>
-        <w:numPr>
-          <w:ilvl w:val="0"/>
-          <w:numId w:val="1"/>
-        </w:numPr>
-        <w:spacing w:line="276" w:lineRule="auto"/>
-        <w:rPr>
-          <w:rFonts w:ascii="Times New Roman" w:hAnsi="Times New Roman" w:cs="Times New Roman"/>
-          <w:sz w:val="20"/>
-          <w:szCs w:val="20"/>
-          <w:lang w:val="en-US"/>
-        </w:rPr>
-      </w:pPr>
-      <w:r>
-        <w:rPr>
-          <w:rFonts w:ascii="Times New Roman" w:hAnsi="Times New Roman" w:cs="Times New Roman"/>
-          <w:sz w:val="20"/>
-          <w:szCs w:val="20"/>
-          <w:lang w:val="en-US"/>
-        </w:rPr>
-        <w:t xml:space="preserve">While they are completing it, stop the screen recording in </w:t>
-      </w:r>
-      <w:proofErr w:type="spellStart"/>
-      <w:r>
-        <w:rPr>
-          <w:rFonts w:ascii="Times New Roman" w:hAnsi="Times New Roman" w:cs="Times New Roman"/>
-          <w:sz w:val="20"/>
-          <w:szCs w:val="20"/>
-          <w:lang w:val="en-US"/>
-        </w:rPr>
-        <w:t>ShareX</w:t>
-      </w:r>
-      <w:proofErr w:type="spellEnd"/>
-      <w:r>
-        <w:rPr>
-          <w:rFonts w:ascii="Times New Roman" w:hAnsi="Times New Roman" w:cs="Times New Roman"/>
-          <w:sz w:val="20"/>
-          <w:szCs w:val="20"/>
-          <w:lang w:val="en-US"/>
-        </w:rPr>
-        <w:t>; and save the screen recording file using the participant code as the file name.</w:t>
-      </w:r>
-    </w:p>
-    <w:p>
-      <w:pPr>
-        <w:pStyle w:val="ListParagraph"/>
-        <w:numPr>
-          <w:ilvl w:val="1"/>
-          <w:numId w:val="1"/>
-        </w:numPr>
-        <w:spacing w:line="276" w:lineRule="auto"/>
-        <w:rPr>
-          <w:rFonts w:ascii="Times New Roman" w:hAnsi="Times New Roman" w:cs="Times New Roman"/>
-          <w:sz w:val="20"/>
-          <w:szCs w:val="20"/>
-          <w:lang w:val="en-US"/>
-        </w:rPr>
-      </w:pPr>
-      <w:r>
-        <w:rPr>
-          <w:rFonts w:ascii="Times New Roman" w:hAnsi="Times New Roman" w:cs="Times New Roman"/>
-          <w:sz w:val="20"/>
-          <w:szCs w:val="20"/>
-          <w:lang w:val="en-US"/>
-        </w:rPr>
-        <w:t>This is important: video files with missing or incorrect participant codes or which are misplaced or not saved can’t be used.</w:t>
-      </w:r>
-    </w:p>
-    <w:p>
-      <w:pPr>
-        <w:pStyle w:val="ListParagraph"/>
-        <w:numPr>
-          <w:ilvl w:val="0"/>
-          <w:numId w:val="1"/>
-        </w:numPr>
-        <w:spacing w:line="276" w:lineRule="auto"/>
-        <w:rPr>
-          <w:rFonts w:ascii="Times New Roman" w:hAnsi="Times New Roman" w:cs="Times New Roman"/>
-          <w:sz w:val="20"/>
-          <w:szCs w:val="20"/>
-          <w:lang w:val="en-US"/>
-        </w:rPr>
-      </w:pPr>
-      <w:r>
-        <w:rPr>
-          <w:rFonts w:ascii="Times New Roman" w:hAnsi="Times New Roman" w:cs="Times New Roman"/>
-          <w:sz w:val="20"/>
-          <w:szCs w:val="20"/>
-          <w:lang w:val="en-US"/>
-        </w:rPr>
-        <w:t>“</w:t>
-      </w:r>
-      <w:r>
-        <w:rPr>
-          <w:rFonts w:ascii="Times New Roman" w:hAnsi="Times New Roman" w:cs="Times New Roman"/>
-          <w:i/>
-          <w:iCs/>
-          <w:sz w:val="20"/>
-          <w:szCs w:val="20"/>
-          <w:lang w:val="en-US"/>
-        </w:rPr>
-        <w:t>So this is actually the end of the study, here is a debriefing sheet that will tell you the purpose of the study in more detail, please read it but do not share it or talk about it with anyone else, including myself as I have to be blinded to the purpose of the study until data collection is complete. Thanks again for participating in this study, have a good day</w:t>
-      </w:r>
-      <w:r>
-        <w:rPr>
-          <w:rFonts w:ascii="Times New Roman" w:hAnsi="Times New Roman" w:cs="Times New Roman"/>
-          <w:sz w:val="20"/>
-          <w:szCs w:val="20"/>
-          <w:lang w:val="en-US"/>
-        </w:rPr>
-        <w:t>”.</w:t>
-      </w:r>
-    </w:p>
-    <w:p>
-      <w:pPr>
-        <w:pStyle w:val="ListParagraph"/>
-        <w:numPr>
-          <w:ilvl w:val="0"/>
-          <w:numId w:val="1"/>
-        </w:numPr>
-        <w:spacing w:line="276" w:lineRule="auto"/>
-        <w:rPr>
-          <w:rFonts w:ascii="Times New Roman" w:hAnsi="Times New Roman" w:cs="Times New Roman"/>
-          <w:sz w:val="20"/>
-          <w:szCs w:val="20"/>
-          <w:lang w:val="en-US"/>
-        </w:rPr>
-      </w:pPr>
-      <w:r>
-        <w:rPr>
-          <w:rFonts w:ascii="Times New Roman" w:hAnsi="Times New Roman" w:cs="Times New Roman"/>
-          <w:sz w:val="20"/>
-          <w:szCs w:val="20"/>
-          <w:lang w:val="en-US"/>
-        </w:rPr>
-        <w:t xml:space="preserve">Give the participant a copy of Study </w:t>
-      </w:r>
-      <w:r>
-        <w:rPr>
-          <w:rFonts w:ascii="Times New Roman" w:hAnsi="Times New Roman" w:cs="Times New Roman"/>
-          <w:sz w:val="20"/>
-          <w:szCs w:val="20"/>
-          <w:lang w:val="en-US"/>
-        </w:rPr>
-        <w:t>2</w:t>
-      </w:r>
-      <w:r>
-        <w:rPr>
-          <w:rFonts w:ascii="Times New Roman" w:hAnsi="Times New Roman" w:cs="Times New Roman"/>
-          <w:sz w:val="20"/>
-          <w:szCs w:val="20"/>
-          <w:lang w:val="en-US"/>
-        </w:rPr>
-        <w:t xml:space="preserve"> Feedback Sheet. Thank them for their time and let them leave. </w:t>
-      </w:r>
-    </w:p>
-    <w:p>
-      <w:pPr>
-        <w:pStyle w:val="ListParagraph"/>
-        <w:numPr>
-          <w:ilvl w:val="0"/>
-          <w:numId w:val="1"/>
-        </w:numPr>
-        <w:spacing w:line="276" w:lineRule="auto"/>
-        <w:rPr>
-          <w:rFonts w:ascii="Times New Roman" w:hAnsi="Times New Roman" w:cs="Times New Roman"/>
-          <w:sz w:val="20"/>
-          <w:szCs w:val="20"/>
-          <w:lang w:val="en-US"/>
-        </w:rPr>
-      </w:pPr>
-      <w:r>
-        <w:rPr>
-          <w:rFonts w:ascii="Times New Roman" w:hAnsi="Times New Roman" w:cs="Times New Roman"/>
-          <w:sz w:val="20"/>
-          <w:szCs w:val="20"/>
-          <w:lang w:val="en-US"/>
-        </w:rPr>
-        <w:t xml:space="preserve">Ensure that Questionnaire 1, Questionnaire 2, </w:t>
-      </w:r>
-      <w:r>
-        <w:rPr>
-          <w:rFonts w:ascii="Times New Roman" w:hAnsi="Times New Roman" w:cs="Times New Roman"/>
-          <w:sz w:val="20"/>
-          <w:szCs w:val="20"/>
-          <w:lang w:val="en-US"/>
-        </w:rPr>
-        <w:t xml:space="preserve">Questionnaire </w:t>
-      </w:r>
-      <w:r>
-        <w:rPr>
-          <w:rFonts w:ascii="Times New Roman" w:hAnsi="Times New Roman" w:cs="Times New Roman"/>
-          <w:sz w:val="20"/>
-          <w:szCs w:val="20"/>
-          <w:lang w:val="en-US"/>
-        </w:rPr>
-        <w:t>3</w:t>
-      </w:r>
-      <w:r>
-        <w:rPr>
-          <w:rFonts w:ascii="Times New Roman" w:hAnsi="Times New Roman" w:cs="Times New Roman"/>
-          <w:sz w:val="20"/>
-          <w:szCs w:val="20"/>
-          <w:lang w:val="en-US"/>
-        </w:rPr>
-        <w:t xml:space="preserve"> </w:t>
-      </w:r>
-      <w:r>
-        <w:rPr>
-          <w:rFonts w:ascii="Times New Roman" w:hAnsi="Times New Roman" w:cs="Times New Roman"/>
-          <w:sz w:val="20"/>
-          <w:szCs w:val="20"/>
-          <w:lang w:val="en-US"/>
-        </w:rPr>
-        <w:t xml:space="preserve">and the screen recording file all have the correct participant code listed on them/as their file name – </w:t>
-      </w:r>
-      <w:proofErr w:type="spellStart"/>
-      <w:r>
-        <w:rPr>
-          <w:rFonts w:ascii="Times New Roman" w:hAnsi="Times New Roman" w:cs="Times New Roman"/>
-          <w:sz w:val="20"/>
-          <w:szCs w:val="20"/>
-          <w:lang w:val="en-US"/>
-        </w:rPr>
-        <w:t>ie</w:t>
-      </w:r>
-      <w:proofErr w:type="spellEnd"/>
-      <w:r>
-        <w:rPr>
-          <w:rFonts w:ascii="Times New Roman" w:hAnsi="Times New Roman" w:cs="Times New Roman"/>
-          <w:sz w:val="20"/>
-          <w:szCs w:val="20"/>
-          <w:lang w:val="en-US"/>
-        </w:rPr>
-        <w:t xml:space="preserve"> that it corresponds with the participant code written on the paper left on the desk where the participant sat.</w:t>
-      </w:r>
-      <w:r>
-        <w:rPr>
-          <w:rFonts w:ascii="Times New Roman" w:hAnsi="Times New Roman" w:cs="Times New Roman"/>
-          <w:sz w:val="20"/>
-          <w:szCs w:val="20"/>
-          <w:lang w:val="en-US"/>
-        </w:rPr>
-        <w:t xml:space="preserve"> </w:t>
-      </w:r>
-      <w:r>
-        <w:rPr>
-          <w:rFonts w:ascii="Times New Roman" w:hAnsi="Times New Roman" w:cs="Times New Roman"/>
-          <w:sz w:val="20"/>
-          <w:szCs w:val="20"/>
-          <w:lang w:val="en-US"/>
-        </w:rPr>
-        <w:t>Carefully note on this paper if there are participants with missing data, mixed up forms, or any reason that a given participant’s data might be compromised (e.g., they were read the wrong instruction, or you’re not sure, etc.)</w:t>
-      </w:r>
-    </w:p>
-    <w:p>
-      <w:pPr>
-        <w:pStyle w:val="ListParagraph"/>
-        <w:numPr>
-          <w:ilvl w:val="1"/>
-          <w:numId w:val="1"/>
-        </w:numPr>
-        <w:spacing w:line="276" w:lineRule="auto"/>
-        <w:rPr>
-          <w:rFonts w:ascii="Times New Roman" w:hAnsi="Times New Roman" w:cs="Times New Roman"/>
-          <w:sz w:val="20"/>
-          <w:szCs w:val="20"/>
-          <w:lang w:val="en-US"/>
-        </w:rPr>
-      </w:pPr>
-      <w:r>
-        <w:rPr>
-          <w:rFonts w:ascii="Times New Roman" w:hAnsi="Times New Roman" w:cs="Times New Roman"/>
-          <w:sz w:val="20"/>
-          <w:szCs w:val="20"/>
-          <w:lang w:val="en-US"/>
-        </w:rPr>
-        <w:t>This is important: data with conflicting participant codes can’t be used and gets confusing very quickly.</w:t>
-      </w:r>
-    </w:p>
-    <w:p>
-      <w:pPr>
-        <w:pStyle w:val="ListParagraph"/>
-        <w:numPr>
-          <w:ilvl w:val="0"/>
-          <w:numId w:val="1"/>
-        </w:numPr>
-        <w:spacing w:line="276" w:lineRule="auto"/>
-        <w:rPr>
-          <w:rFonts w:ascii="Times New Roman" w:hAnsi="Times New Roman" w:cs="Times New Roman"/>
-          <w:sz w:val="20"/>
-          <w:szCs w:val="20"/>
-          <w:lang w:val="en-US"/>
-        </w:rPr>
-      </w:pPr>
-      <w:r>
-        <w:rPr>
-          <w:rFonts w:ascii="Times New Roman" w:hAnsi="Times New Roman" w:cs="Times New Roman"/>
-          <w:sz w:val="20"/>
-          <w:szCs w:val="20"/>
-          <w:lang w:val="en-US"/>
-        </w:rPr>
-        <w:t xml:space="preserve">Tick the “Data collected” column for that participant code on the Condition Assignment Sheet. Scratch out the participant code on the sheet of paper left on the table so that it is not mistakenly used again. </w:t>
-      </w:r>
-    </w:p>
-    <w:p>
-      <w:pPr>
-        <w:pStyle w:val="ListParagraph"/>
-        <w:numPr>
-          <w:ilvl w:val="1"/>
-          <w:numId w:val="1"/>
-        </w:numPr>
-        <w:spacing w:line="276" w:lineRule="auto"/>
-        <w:rPr>
-          <w:rFonts w:ascii="Times New Roman" w:hAnsi="Times New Roman" w:cs="Times New Roman"/>
-          <w:sz w:val="20"/>
-          <w:szCs w:val="20"/>
-          <w:lang w:val="en-US"/>
-        </w:rPr>
-      </w:pPr>
-      <w:r>
-        <w:rPr>
-          <w:rFonts w:ascii="Times New Roman" w:hAnsi="Times New Roman" w:cs="Times New Roman"/>
-          <w:sz w:val="20"/>
-          <w:szCs w:val="20"/>
-          <w:lang w:val="en-US"/>
-        </w:rPr>
-        <w:lastRenderedPageBreak/>
-        <w:t>This is important: ensure you don’t reuse participant codes or it’ll be difficult to know which data is for which individual, and both participants might have to be discarded.</w:t>
-      </w:r>
-    </w:p>
-    <w:p>
-      <w:pPr>
-        <w:pStyle w:val="ListParagraph"/>
-        <w:numPr>
-          <w:ilvl w:val="0"/>
-          <w:numId w:val="1"/>
-        </w:numPr>
-        <w:spacing w:line="276" w:lineRule="auto"/>
-        <w:rPr>
-          <w:rFonts w:ascii="Times New Roman" w:hAnsi="Times New Roman" w:cs="Times New Roman"/>
-          <w:sz w:val="20"/>
-          <w:szCs w:val="20"/>
-          <w:lang w:val="en-US"/>
-        </w:rPr>
-      </w:pPr>
-      <w:r>
-        <w:rPr>
-          <w:rFonts w:ascii="Times New Roman" w:hAnsi="Times New Roman" w:cs="Times New Roman"/>
-          <w:sz w:val="20"/>
-          <w:szCs w:val="20"/>
-          <w:lang w:val="en-US"/>
-        </w:rPr>
         <w:t xml:space="preserve">Retain the Condition Assignment Sheet, Questionnaires, and screen recording files for later scoring. </w:t>
       </w:r>
     </w:p>
@@ -2388,6 +2511,40 @@
       <w:pPr>
         <w:pStyle w:val="ListParagraph"/>
         <w:numPr>
+          <w:ilvl w:val="1"/>
+          <w:numId w:val="6"/>
+        </w:numPr>
+        <w:spacing w:line="276" w:lineRule="auto"/>
+        <w:rPr>
+          <w:rFonts w:ascii="Times New Roman" w:hAnsi="Times New Roman" w:cs="Times New Roman"/>
+          <w:sz w:val="20"/>
+          <w:szCs w:val="20"/>
+          <w:lang w:val="en-US"/>
+        </w:rPr>
+      </w:pPr>
+      <w:r>
+        <w:rPr>
+          <w:rFonts w:ascii="Times New Roman" w:hAnsi="Times New Roman" w:cs="Times New Roman"/>
+          <w:sz w:val="20"/>
+          <w:szCs w:val="20"/>
+          <w:lang w:val="en-US"/>
+        </w:rPr>
+        <w:t>The only inclusion criteria are age of at least 18 and self-identified sufficient German to complete a psychological study in German.</w:t>
+      </w:r>
+      <w:r>
+        <w:rPr>
+          <w:rFonts w:ascii="Times New Roman" w:hAnsi="Times New Roman" w:cs="Times New Roman"/>
+          <w:sz w:val="20"/>
+          <w:szCs w:val="20"/>
+          <w:lang w:val="en-US"/>
+        </w:rPr>
+        <w:t xml:space="preserve"> Check these when scheduling the participant for a participation time. </w:t>
+      </w:r>
+    </w:p>
+    <w:p>
+      <w:pPr>
+        <w:pStyle w:val="ListParagraph"/>
+        <w:numPr>
           <w:ilvl w:val="0"/>
           <w:numId w:val="6"/>
         </w:numPr>
@@ -2406,7 +2563,27 @@
           <w:szCs w:val="20"/>
           <w:lang w:val="en-US"/>
         </w:rPr>
-        <w:t xml:space="preserve">If there are participants that have to be discarded due to errors and replaced with new ones, you </w:t>
+        <w:t xml:space="preserve">If there are participants that </w:t>
+      </w:r>
+      <w:proofErr w:type="gramStart"/>
+      <w:r>
+        <w:rPr>
+          <w:rFonts w:ascii="Times New Roman" w:hAnsi="Times New Roman" w:cs="Times New Roman"/>
+          <w:sz w:val="20"/>
+          <w:szCs w:val="20"/>
+          <w:lang w:val="en-US"/>
+        </w:rPr>
+        <w:t>have to</w:t>
+      </w:r>
+      <w:proofErr w:type="gramEnd"/>
+      <w:r>
+        <w:rPr>
+          <w:rFonts w:ascii="Times New Roman" w:hAnsi="Times New Roman" w:cs="Times New Roman"/>
+          <w:sz w:val="20"/>
+          <w:szCs w:val="20"/>
+          <w:lang w:val="en-US"/>
+        </w:rPr>
+        <w:t xml:space="preserve"> be discarded due to errors and replaced with new ones, you </w:t>
       </w:r>
       <w:r>
         <w:rPr>
@@ -2478,64 +2655,6 @@
     </w:sectPr>
   </w:body>
 </w:document>
-</file>
-
-<file path=word/comments.xml><?xml version="1.0" encoding="utf-8"?>
-<w:comments xmlns:wpc="http://schemas.microsoft.com/office/word/2010/wordprocessingCanvas" xmlns:cx="http://schemas.microsoft.com/office/drawing/2014/chartex" xmlns:cx1="http://schemas.microsoft.com/office/drawing/2015/9/8/chartex" xmlns:cx2="http://schemas.microsoft.com/office/drawing/2015/10/21/chartex" xmlns:cx3="http://schemas.microsoft.com/office/drawing/2016/5/9/chartex" xmlns:cx4="http://schemas.microsoft.com/office/drawing/2016/5/10/chartex" xmlns:cx5="http://schemas.microsoft.com/office/drawing/2016/5/11/chartex" xmlns:cx6="http://schemas.microsoft.com/office/drawing/2016/5/12/chartex" xmlns:cx7="http://schemas.microsoft.com/office/drawing/2016/5/13/chartex" xmlns:cx8="http://schemas.microsoft.com/office/drawing/2016/5/14/chartex" xmlns:mc="http://schemas.openxmlformats.org/markup-compatibility/2006" xmlns:aink="http://schemas.microsoft.com/office/drawing/2016/ink" xmlns:am3d="http://schemas.microsoft.com/office/drawing/2017/model3d" xmlns:o="urn:schemas-microsoft-com:office:office" xmlns:oel="http://schemas.microsoft.com/office/2019/extlst" xmlns:r="http://schemas.openxmlformats.org/officeDocument/2006/relationships" xmlns:m="http://schemas.openxmlformats.org/officeDocument/2006/math" xmlns:v="urn:schemas-microsoft-com:vml" xmlns:wp14="http://schemas.microsoft.com/office/word/2010/wordprocessingDrawing" xmlns:wp="http://schemas.openxmlformats.org/drawingml/2006/wordprocessingDrawing" xmlns:w10="urn:schemas-microsoft-com:office:word" xmlns:w="http://schemas.openxmlformats.org/wordprocessingml/2006/main" xmlns:w14="http://schemas.microsoft.com/office/word/2010/wordml" xmlns:w15="http://schemas.microsoft.com/office/word/2012/wordml" xmlns:w16cex="http://schemas.microsoft.com/office/word/2018/wordml/cex" xmlns:w16cid="http://schemas.microsoft.com/office/word/2016/wordml/cid" xmlns:w16="http://schemas.microsoft.com/office/word/2018/wordml" xmlns:w16sdtdh="http://schemas.microsoft.com/office/word/2020/wordml/sdtdatahash" xmlns:w16se="http://schemas.microsoft.com/office/word/2015/wordml/symex" xmlns:wpg="http://schemas.microsoft.com/office/word/2010/wordprocessingGroup" xmlns:wpi="http://schemas.microsoft.com/office/word/2010/wordprocessingInk" xmlns:wne="http://schemas.microsoft.com/office/word/2006/wordml" xmlns:wps="http://schemas.microsoft.com/office/word/2010/wordprocessingShape" mc:Ignorable="w14 w15 w16se w16cid w16 w16cex w16sdtdh wp14">
-  <w:comment w:id="0" w:author="Schmutz, Remo (PSY)" w:date="2023-09-01T14:22:00Z" w:initials="SR(">
-    <w:p>
-      <w:pPr>
-        <w:pStyle w:val="CommentText"/>
-      </w:pPr>
-      <w:r>
-        <w:rPr>
-          <w:rStyle w:val="CommentReference"/>
-        </w:rPr>
-        <w:annotationRef/>
-      </w:r>
-      <w:r>
-        <w:t>This part can be deleted after creating the cond. Assign. sheet</w:t>
-      </w:r>
-    </w:p>
-  </w:comment>
-  <w:comment w:id="1" w:author="Schmutz, Remo (PSY)" w:date="2023-09-01T12:25:00Z" w:initials="SR(">
-    <w:p>
-      <w:pPr>
-        <w:pStyle w:val="CommentText"/>
-      </w:pPr>
-      <w:r>
-        <w:rPr>
-          <w:rStyle w:val="CommentReference"/>
-        </w:rPr>
-        <w:annotationRef/>
-      </w:r>
-      <w:r>
-        <w:t xml:space="preserve">This time all participants have to think (non have to not think) of gorilla ect. </w:t>
-      </w:r>
-    </w:p>
-  </w:comment>
-</w:comments>
-</file>
-
-<file path=word/commentsExtended.xml><?xml version="1.0" encoding="utf-8"?>
-<w15:commentsEx xmlns:wpc="http://schemas.microsoft.com/office/word/2010/wordprocessingCanvas" xmlns:cx="http://schemas.microsoft.com/office/drawing/2014/chartex" xmlns:cx1="http://schemas.microsoft.com/office/drawing/2015/9/8/chartex" xmlns:cx2="http://schemas.microsoft.com/office/drawing/2015/10/21/chartex" xmlns:cx3="http://schemas.microsoft.com/office/drawing/2016/5/9/chartex" xmlns:cx4="http://schemas.microsoft.com/office/drawing/2016/5/10/chartex" xmlns:cx5="http://schemas.microsoft.com/office/drawing/2016/5/11/chartex" xmlns:cx6="http://schemas.microsoft.com/office/drawing/2016/5/12/chartex" xmlns:cx7="http://schemas.microsoft.com/office/drawing/2016/5/13/chartex" xmlns:cx8="http://schemas.microsoft.com/office/drawing/2016/5/14/chartex" xmlns:mc="http://schemas.openxmlformats.org/markup-compatibility/2006" xmlns:aink="http://schemas.microsoft.com/office/drawing/2016/ink" xmlns:am3d="http://schemas.microsoft.com/office/drawing/2017/model3d" xmlns:o="urn:schemas-microsoft-com:office:office" xmlns:oel="http://schemas.microsoft.com/office/2019/extlst" xmlns:r="http://schemas.openxmlformats.org/officeDocument/2006/relationships" xmlns:m="http://schemas.openxmlformats.org/officeDocument/2006/math" xmlns:v="urn:schemas-microsoft-com:vml" xmlns:wp14="http://schemas.microsoft.com/office/word/2010/wordprocessingDrawing" xmlns:wp="http://schemas.openxmlformats.org/drawingml/2006/wordprocessingDrawing" xmlns:w10="urn:schemas-microsoft-com:office:word" xmlns:w="http://schemas.openxmlformats.org/wordprocessingml/2006/main" xmlns:w14="http://schemas.microsoft.com/office/word/2010/wordml" xmlns:w15="http://schemas.microsoft.com/office/word/2012/wordml" xmlns:w16cex="http://schemas.microsoft.com/office/word/2018/wordml/cex" xmlns:w16cid="http://schemas.microsoft.com/office/word/2016/wordml/cid" xmlns:w16="http://schemas.microsoft.com/office/word/2018/wordml" xmlns:w16sdtdh="http://schemas.microsoft.com/office/word/2020/wordml/sdtdatahash" xmlns:w16se="http://schemas.microsoft.com/office/word/2015/wordml/symex" xmlns:wpg="http://schemas.microsoft.com/office/word/2010/wordprocessingGroup" xmlns:wpi="http://schemas.microsoft.com/office/word/2010/wordprocessingInk" xmlns:wne="http://schemas.microsoft.com/office/word/2006/wordml" xmlns:wps="http://schemas.microsoft.com/office/word/2010/wordprocessingShape" mc:Ignorable="w14 w15 w16se w16cid w16 w16cex w16sdtdh wp14">
-  <w15:commentEx w15:paraId="2250D9B3" w15:done="0"/>
-  <w15:commentEx w15:paraId="7D370D07" w15:done="0"/>
-</w15:commentsEx>
-</file>
-
-<file path=word/commentsExtensible.xml><?xml version="1.0" encoding="utf-8"?>
-<w16cex:commentsExtensible xmlns:wpc="http://schemas.microsoft.com/office/word/2010/wordprocessingCanvas" xmlns:cx="http://schemas.microsoft.com/office/drawing/2014/chartex" xmlns:cx1="http://schemas.microsoft.com/office/drawing/2015/9/8/chartex" xmlns:cx2="http://schemas.microsoft.com/office/drawing/2015/10/21/chartex" xmlns:cx3="http://schemas.microsoft.com/office/drawing/2016/5/9/chartex" xmlns:cx4="http://schemas.microsoft.com/office/drawing/2016/5/10/chartex" xmlns:cx5="http://schemas.microsoft.com/office/drawing/2016/5/11/chartex" xmlns:cx6="http://schemas.microsoft.com/office/drawing/2016/5/12/chartex" xmlns:cx7="http://schemas.microsoft.com/office/drawing/2016/5/13/chartex" xmlns:cx8="http://schemas.microsoft.com/office/drawing/2016/5/14/chartex" xmlns:mc="http://schemas.openxmlformats.org/markup-compatibility/2006" xmlns:aink="http://schemas.microsoft.com/office/drawing/2016/ink" xmlns:am3d="http://schemas.microsoft.com/office/drawing/2017/model3d" xmlns:o="urn:schemas-microsoft-com:office:office" xmlns:oel="http://schemas.microsoft.com/office/2019/extlst" xmlns:r="http://schemas.openxmlformats.org/officeDocument/2006/relationships" xmlns:m="http://schemas.openxmlformats.org/officeDocument/2006/math" xmlns:v="urn:schemas-microsoft-com:vml" xmlns:wp14="http://schemas.microsoft.com/office/word/2010/wordprocessingDrawing" xmlns:wp="http://schemas.openxmlformats.org/drawingml/2006/wordprocessingDrawing" xmlns:w10="urn:schemas-microsoft-com:office:word" xmlns:w="http://schemas.openxmlformats.org/wordprocessingml/2006/main" xmlns:w14="http://schemas.microsoft.com/office/word/2010/wordml" xmlns:w15="http://schemas.microsoft.com/office/word/2012/wordml" xmlns:w16cex="http://schemas.microsoft.com/office/word/2018/wordml/cex" xmlns:w16cid="http://schemas.microsoft.com/office/word/2016/wordml/cid" xmlns:w16="http://schemas.microsoft.com/office/word/2018/wordml" xmlns:w16sdtdh="http://schemas.microsoft.com/office/word/2020/wordml/sdtdatahash" xmlns:w16se="http://schemas.microsoft.com/office/word/2015/wordml/symex" xmlns:wpg="http://schemas.microsoft.com/office/word/2010/wordprocessingGroup" xmlns:wpi="http://schemas.microsoft.com/office/word/2010/wordprocessingInk" xmlns:wne="http://schemas.microsoft.com/office/word/2006/wordml" xmlns:wps="http://schemas.microsoft.com/office/word/2010/wordprocessingShape" mc:Ignorable="w14 w15 w16se w16cid w16 w16cex w16sdtdh wp14">
-  <w16cex:commentExtensible w16cex:durableId="289C7214" w16cex:dateUtc="2023-09-01T12:22:00Z"/>
-  <w16cex:commentExtensible w16cex:durableId="289C56D6" w16cex:dateUtc="2023-09-01T10:25:00Z"/>
-</w16cex:commentsExtensible>
-</file>
-
-<file path=word/commentsIds.xml><?xml version="1.0" encoding="utf-8"?>
-<w16cid:commentsIds xmlns:wpc="http://schemas.microsoft.com/office/word/2010/wordprocessingCanvas" xmlns:cx="http://schemas.microsoft.com/office/drawing/2014/chartex" xmlns:cx1="http://schemas.microsoft.com/office/drawing/2015/9/8/chartex" xmlns:cx2="http://schemas.microsoft.com/office/drawing/2015/10/21/chartex" xmlns:cx3="http://schemas.microsoft.com/office/drawing/2016/5/9/chartex" xmlns:cx4="http://schemas.microsoft.com/office/drawing/2016/5/10/chartex" xmlns:cx5="http://schemas.microsoft.com/office/drawing/2016/5/11/chartex" xmlns:cx6="http://schemas.microsoft.com/office/drawing/2016/5/12/chartex" xmlns:cx7="http://schemas.microsoft.com/office/drawing/2016/5/13/chartex" xmlns:cx8="http://schemas.microsoft.com/office/drawing/2016/5/14/chartex" xmlns:mc="http://schemas.openxmlformats.org/markup-compatibility/2006" xmlns:aink="http://schemas.microsoft.com/office/drawing/2016/ink" xmlns:am3d="http://schemas.microsoft.com/office/drawing/2017/model3d" xmlns:o="urn:schemas-microsoft-com:office:office" xmlns:oel="http://schemas.microsoft.com/office/2019/extlst" xmlns:r="http://schemas.openxmlformats.org/officeDocument/2006/relationships" xmlns:m="http://schemas.openxmlformats.org/officeDocument/2006/math" xmlns:v="urn:schemas-microsoft-com:vml" xmlns:wp14="http://schemas.microsoft.com/office/word/2010/wordprocessingDrawing" xmlns:wp="http://schemas.openxmlformats.org/drawingml/2006/wordprocessingDrawing" xmlns:w10="urn:schemas-microsoft-com:office:word" xmlns:w="http://schemas.openxmlformats.org/wordprocessingml/2006/main" xmlns:w14="http://schemas.microsoft.com/office/word/2010/wordml" xmlns:w15="http://schemas.microsoft.com/office/word/2012/wordml" xmlns:w16cex="http://schemas.microsoft.com/office/word/2018/wordml/cex" xmlns:w16cid="http://schemas.microsoft.com/office/word/2016/wordml/cid" xmlns:w16="http://schemas.microsoft.com/office/word/2018/wordml" xmlns:w16sdtdh="http://schemas.microsoft.com/office/word/2020/wordml/sdtdatahash" xmlns:w16se="http://schemas.microsoft.com/office/word/2015/wordml/symex" xmlns:wpg="http://schemas.microsoft.com/office/word/2010/wordprocessingGroup" xmlns:wpi="http://schemas.microsoft.com/office/word/2010/wordprocessingInk" xmlns:wne="http://schemas.microsoft.com/office/word/2006/wordml" xmlns:wps="http://schemas.microsoft.com/office/word/2010/wordprocessingShape" mc:Ignorable="w14 w15 w16se w16cid w16 w16cex w16sdtdh wp14">
-  <w16cid:commentId w16cid:paraId="2250D9B3" w16cid:durableId="289C7214"/>
-  <w16cid:commentId w16cid:paraId="7D370D07" w16cid:durableId="289C56D6"/>
-</w16cid:commentsIds>
 </file>
 
 <file path=word/endnotes.xml><?xml version="1.0" encoding="utf-8"?>
@@ -2989,7 +3108,7 @@
         <w:ind w:left="720" w:hanging="360"/>
       </w:pPr>
     </w:lvl>
-    <w:lvl w:ilvl="1" w:tplc="08090019" w:tentative="1">
+    <w:lvl w:ilvl="1" w:tplc="08090019">
       <w:start w:val="1"/>
       <w:numFmt w:val="lowerLetter"/>
       <w:lvlText w:val="%2."/>
@@ -3173,14 +3292,6 @@
     <w:abstractNumId w:val="4"/>
   </w:num>
 </w:numbering>
-</file>
-
-<file path=word/people.xml><?xml version="1.0" encoding="utf-8"?>
-<w15:people xmlns:wpc="http://schemas.microsoft.com/office/word/2010/wordprocessingCanvas" xmlns:cx="http://schemas.microsoft.com/office/drawing/2014/chartex" xmlns:cx1="http://schemas.microsoft.com/office/drawing/2015/9/8/chartex" xmlns:cx2="http://schemas.microsoft.com/office/drawing/2015/10/21/chartex" xmlns:cx3="http://schemas.microsoft.com/office/drawing/2016/5/9/chartex" xmlns:cx4="http://schemas.microsoft.com/office/drawing/2016/5/10/chartex" xmlns:cx5="http://schemas.microsoft.com/office/drawing/2016/5/11/chartex" xmlns:cx6="http://schemas.microsoft.com/office/drawing/2016/5/12/chartex" xmlns:cx7="http://schemas.microsoft.com/office/drawing/2016/5/13/chartex" xmlns:cx8="http://schemas.microsoft.com/office/drawing/2016/5/14/chartex" xmlns:mc="http://schemas.openxmlformats.org/markup-compatibility/2006" xmlns:aink="http://schemas.microsoft.com/office/drawing/2016/ink" xmlns:am3d="http://schemas.microsoft.com/office/drawing/2017/model3d" xmlns:o="urn:schemas-microsoft-com:office:office" xmlns:oel="http://schemas.microsoft.com/office/2019/extlst" xmlns:r="http://schemas.openxmlformats.org/officeDocument/2006/relationships" xmlns:m="http://schemas.openxmlformats.org/officeDocument/2006/math" xmlns:v="urn:schemas-microsoft-com:vml" xmlns:wp14="http://schemas.microsoft.com/office/word/2010/wordprocessingDrawing" xmlns:wp="http://schemas.openxmlformats.org/drawingml/2006/wordprocessingDrawing" xmlns:w10="urn:schemas-microsoft-com:office:word" xmlns:w="http://schemas.openxmlformats.org/wordprocessingml/2006/main" xmlns:w14="http://schemas.microsoft.com/office/word/2010/wordml" xmlns:w15="http://schemas.microsoft.com/office/word/2012/wordml" xmlns:w16cex="http://schemas.microsoft.com/office/word/2018/wordml/cex" xmlns:w16cid="http://schemas.microsoft.com/office/word/2016/wordml/cid" xmlns:w16="http://schemas.microsoft.com/office/word/2018/wordml" xmlns:w16sdtdh="http://schemas.microsoft.com/office/word/2020/wordml/sdtdatahash" xmlns:w16se="http://schemas.microsoft.com/office/word/2015/wordml/symex" xmlns:wpg="http://schemas.microsoft.com/office/word/2010/wordprocessingGroup" xmlns:wpi="http://schemas.microsoft.com/office/word/2010/wordprocessingInk" xmlns:wne="http://schemas.microsoft.com/office/word/2006/wordml" xmlns:wps="http://schemas.microsoft.com/office/word/2010/wordprocessingShape" mc:Ignorable="w14 w15 w16se w16cid w16 w16cex w16sdtdh wp14">
-  <w15:person w15:author="Schmutz, Remo (PSY)">
-    <w15:presenceInfo w15:providerId="AD" w15:userId="S::remo.schmutz2@unibe.ch::1276fc9f-6971-4b0e-85e0-decc0abde2b7"/>
-  </w15:person>
-</w15:people>
 </file>
 
 <file path=word/styles.xml><?xml version="1.0" encoding="utf-8"?>
